--- a/Buoi6/Báo Cáo Lỗi.docx
+++ b/Buoi6/Báo Cáo Lỗi.docx
@@ -55,480 +55,8 @@
           <w:sz w:val="26"/>
           <w:szCs w:val="26"/>
         </w:rPr>
-        <w:t>BÀI 5 - ĐĂNG KÝ KHÁCH HÀNG</w:t>
+        <w:t xml:space="preserve">BÀI 5 - </w:t>
       </w:r>
-    </w:p>
-    <w:p>
-      <w:pPr>
-        <w:spacing w:line="360" w:lineRule="auto"/>
-        <w:jc w:val="both"/>
-        <w:rPr>
-          <w:rFonts w:cs="Times New Roman"/>
-          <w:sz w:val="26"/>
-          <w:szCs w:val="26"/>
-        </w:rPr>
-      </w:pPr>
-      <w:r>
-        <w:rPr>
-          <w:rFonts w:cs="Times New Roman"/>
-          <w:sz w:val="26"/>
-          <w:szCs w:val="26"/>
-        </w:rPr>
-        <w:t xml:space="preserve">Mô Tả </w:t>
-      </w:r>
-      <w:proofErr w:type="gramStart"/>
-      <w:r>
-        <w:rPr>
-          <w:rFonts w:cs="Times New Roman"/>
-          <w:sz w:val="26"/>
-          <w:szCs w:val="26"/>
-        </w:rPr>
-        <w:t>Lỗi :</w:t>
-      </w:r>
-      <w:proofErr w:type="gramEnd"/>
-      <w:r>
-        <w:rPr>
-          <w:rFonts w:cs="Times New Roman"/>
-          <w:sz w:val="26"/>
-          <w:szCs w:val="26"/>
-        </w:rPr>
-        <w:t xml:space="preserve"> </w:t>
-      </w:r>
-      <w:r>
-        <w:rPr>
-          <w:rFonts w:cs="Times New Roman"/>
-          <w:sz w:val="26"/>
-          <w:szCs w:val="26"/>
-        </w:rPr>
-        <w:t>Hệ thống cho phép đăng ký tài khoản thành công với độ tuổi không hợp lệ (quá cao, ví dụ 1000 tuổi) mà không có cảnh báo.</w:t>
-      </w:r>
-    </w:p>
-    <w:p>
-      <w:pPr>
-        <w:spacing w:line="360" w:lineRule="auto"/>
-        <w:jc w:val="both"/>
-        <w:rPr>
-          <w:rFonts w:cs="Times New Roman"/>
-          <w:sz w:val="26"/>
-          <w:szCs w:val="26"/>
-        </w:rPr>
-      </w:pPr>
-      <w:r>
-        <w:rPr>
-          <w:rFonts w:cs="Times New Roman"/>
-          <w:sz w:val="26"/>
-          <w:szCs w:val="26"/>
-        </w:rPr>
-        <w:t xml:space="preserve">ID Lỗi: </w:t>
-      </w:r>
-      <w:r>
-        <w:rPr>
-          <w:rFonts w:cs="Times New Roman"/>
-          <w:sz w:val="26"/>
-          <w:szCs w:val="26"/>
-        </w:rPr>
-        <w:t>BUG_KHACHHANG_001</w:t>
-      </w:r>
-    </w:p>
-    <w:p>
-      <w:pPr>
-        <w:spacing w:line="360" w:lineRule="auto"/>
-        <w:jc w:val="both"/>
-        <w:rPr>
-          <w:rFonts w:cs="Times New Roman"/>
-          <w:sz w:val="26"/>
-          <w:szCs w:val="26"/>
-        </w:rPr>
-      </w:pPr>
-      <w:r>
-        <w:rPr>
-          <w:rFonts w:cs="Times New Roman"/>
-          <w:sz w:val="26"/>
-          <w:szCs w:val="26"/>
-        </w:rPr>
-        <w:t>Phiên Bản Sản Phẩm: BTBuoi</w:t>
-      </w:r>
-      <w:r>
-        <w:rPr>
-          <w:rFonts w:cs="Times New Roman"/>
-          <w:sz w:val="26"/>
-          <w:szCs w:val="26"/>
-        </w:rPr>
-        <w:t>5</w:t>
-      </w:r>
-      <w:r>
-        <w:rPr>
-          <w:rFonts w:cs="Times New Roman"/>
-          <w:sz w:val="26"/>
-          <w:szCs w:val="26"/>
-        </w:rPr>
-        <w:t xml:space="preserve"> v1.0</w:t>
-      </w:r>
-    </w:p>
-    <w:p>
-      <w:pPr>
-        <w:spacing w:line="360" w:lineRule="auto"/>
-        <w:jc w:val="both"/>
-        <w:rPr>
-          <w:rFonts w:cs="Times New Roman"/>
-          <w:sz w:val="26"/>
-          <w:szCs w:val="26"/>
-        </w:rPr>
-      </w:pPr>
-      <w:r>
-        <w:rPr>
-          <w:rFonts w:cs="Times New Roman"/>
-          <w:sz w:val="26"/>
-          <w:szCs w:val="26"/>
-        </w:rPr>
-        <w:t xml:space="preserve">Mức Độ Nghiêm Trọng: </w:t>
-      </w:r>
-      <w:r>
-        <w:rPr>
-          <w:rFonts w:cs="Times New Roman"/>
-          <w:sz w:val="26"/>
-          <w:szCs w:val="26"/>
-        </w:rPr>
-        <w:t>Trung bình</w:t>
-      </w:r>
-    </w:p>
-    <w:p>
-      <w:pPr>
-        <w:spacing w:line="360" w:lineRule="auto"/>
-        <w:jc w:val="both"/>
-        <w:rPr>
-          <w:rFonts w:cs="Times New Roman"/>
-          <w:sz w:val="26"/>
-          <w:szCs w:val="26"/>
-        </w:rPr>
-      </w:pPr>
-      <w:r>
-        <w:rPr>
-          <w:rFonts w:cs="Times New Roman"/>
-          <w:sz w:val="26"/>
-          <w:szCs w:val="26"/>
-        </w:rPr>
-        <w:t xml:space="preserve">Mức Độ Ưu Tiên: </w:t>
-      </w:r>
-      <w:r>
-        <w:rPr>
-          <w:rFonts w:cs="Times New Roman"/>
-          <w:sz w:val="26"/>
-          <w:szCs w:val="26"/>
-        </w:rPr>
-        <w:t>Trung bình</w:t>
-      </w:r>
-    </w:p>
-    <w:p>
-      <w:pPr>
-        <w:spacing w:line="360" w:lineRule="auto"/>
-        <w:jc w:val="both"/>
-        <w:rPr>
-          <w:rFonts w:cs="Times New Roman"/>
-          <w:sz w:val="26"/>
-          <w:szCs w:val="26"/>
-        </w:rPr>
-      </w:pPr>
-      <w:r>
-        <w:rPr>
-          <w:rFonts w:cs="Times New Roman"/>
-          <w:sz w:val="26"/>
-          <w:szCs w:val="26"/>
-        </w:rPr>
-        <w:t>Người được phân công: Lê Trí Anh</w:t>
-      </w:r>
-    </w:p>
-    <w:p>
-      <w:pPr>
-        <w:spacing w:line="360" w:lineRule="auto"/>
-        <w:jc w:val="both"/>
-        <w:rPr>
-          <w:rFonts w:cs="Times New Roman"/>
-          <w:sz w:val="26"/>
-          <w:szCs w:val="26"/>
-        </w:rPr>
-      </w:pPr>
-      <w:r>
-        <w:rPr>
-          <w:rFonts w:cs="Times New Roman"/>
-          <w:sz w:val="26"/>
-          <w:szCs w:val="26"/>
-        </w:rPr>
-        <w:t>Người báo cáo: Lê Trí Anh</w:t>
-      </w:r>
-    </w:p>
-    <w:p>
-      <w:pPr>
-        <w:spacing w:line="360" w:lineRule="auto"/>
-        <w:jc w:val="both"/>
-        <w:rPr>
-          <w:rFonts w:cs="Times New Roman"/>
-          <w:sz w:val="26"/>
-          <w:szCs w:val="26"/>
-        </w:rPr>
-      </w:pPr>
-      <w:r>
-        <w:rPr>
-          <w:rFonts w:cs="Times New Roman"/>
-          <w:sz w:val="26"/>
-          <w:szCs w:val="26"/>
-        </w:rPr>
-        <w:t>Ngày báo cáo: 2</w:t>
-      </w:r>
-      <w:r>
-        <w:rPr>
-          <w:rFonts w:cs="Times New Roman"/>
-          <w:sz w:val="26"/>
-          <w:szCs w:val="26"/>
-        </w:rPr>
-        <w:t>7</w:t>
-      </w:r>
-      <w:r>
-        <w:rPr>
-          <w:rFonts w:cs="Times New Roman"/>
-          <w:sz w:val="26"/>
-          <w:szCs w:val="26"/>
-        </w:rPr>
-        <w:t>/01/2026</w:t>
-      </w:r>
-    </w:p>
-    <w:p>
-      <w:pPr>
-        <w:spacing w:line="360" w:lineRule="auto"/>
-        <w:jc w:val="both"/>
-        <w:rPr>
-          <w:rFonts w:cs="Times New Roman"/>
-          <w:sz w:val="26"/>
-          <w:szCs w:val="26"/>
-        </w:rPr>
-      </w:pPr>
-      <w:r>
-        <w:rPr>
-          <w:rFonts w:cs="Times New Roman"/>
-          <w:sz w:val="26"/>
-          <w:szCs w:val="26"/>
-        </w:rPr>
-        <w:t xml:space="preserve">Lý </w:t>
-      </w:r>
-      <w:proofErr w:type="gramStart"/>
-      <w:r>
-        <w:rPr>
-          <w:rFonts w:cs="Times New Roman"/>
-          <w:sz w:val="26"/>
-          <w:szCs w:val="26"/>
-        </w:rPr>
-        <w:t>do</w:t>
-      </w:r>
-      <w:proofErr w:type="gramEnd"/>
-      <w:r>
-        <w:rPr>
-          <w:rFonts w:cs="Times New Roman"/>
-          <w:sz w:val="26"/>
-          <w:szCs w:val="26"/>
-        </w:rPr>
-        <w:t xml:space="preserve">: </w:t>
-      </w:r>
-      <w:r>
-        <w:rPr>
-          <w:rFonts w:cs="Times New Roman"/>
-          <w:sz w:val="26"/>
-          <w:szCs w:val="26"/>
-        </w:rPr>
-        <w:t xml:space="preserve">Thiếu điều kiện ràng buộc giới hạn trên của tuổi </w:t>
-      </w:r>
-    </w:p>
-    <w:p>
-      <w:pPr>
-        <w:spacing w:line="360" w:lineRule="auto"/>
-        <w:jc w:val="both"/>
-        <w:rPr>
-          <w:rFonts w:cs="Times New Roman"/>
-          <w:sz w:val="26"/>
-          <w:szCs w:val="26"/>
-        </w:rPr>
-      </w:pPr>
-      <w:r>
-        <w:rPr>
-          <w:rFonts w:cs="Times New Roman"/>
-          <w:sz w:val="26"/>
-          <w:szCs w:val="26"/>
-        </w:rPr>
-        <w:t xml:space="preserve">Trạng thái: Mới </w:t>
-      </w:r>
-    </w:p>
-    <w:p>
-      <w:pPr>
-        <w:spacing w:line="360" w:lineRule="auto"/>
-        <w:jc w:val="both"/>
-        <w:rPr>
-          <w:rFonts w:cs="Times New Roman"/>
-          <w:sz w:val="26"/>
-          <w:szCs w:val="26"/>
-        </w:rPr>
-      </w:pPr>
-      <w:r>
-        <w:rPr>
-          <w:rFonts w:cs="Times New Roman"/>
-          <w:sz w:val="26"/>
-          <w:szCs w:val="26"/>
-        </w:rPr>
-        <w:t xml:space="preserve">Môi trường: </w:t>
-      </w:r>
-    </w:p>
-    <w:p>
-      <w:pPr>
-        <w:pStyle w:val="ListParagraph"/>
-        <w:numPr>
-          <w:ilvl w:val="0"/>
-          <w:numId w:val="6"/>
-        </w:numPr>
-        <w:spacing w:line="360" w:lineRule="auto"/>
-        <w:jc w:val="both"/>
-        <w:rPr>
-          <w:sz w:val="26"/>
-          <w:szCs w:val="26"/>
-        </w:rPr>
-      </w:pPr>
-      <w:r>
-        <w:rPr>
-          <w:sz w:val="26"/>
-          <w:szCs w:val="26"/>
-        </w:rPr>
-        <w:t>OS: Windows 10/11</w:t>
-      </w:r>
-    </w:p>
-    <w:p>
-      <w:pPr>
-        <w:pStyle w:val="ListParagraph"/>
-        <w:numPr>
-          <w:ilvl w:val="0"/>
-          <w:numId w:val="6"/>
-        </w:numPr>
-        <w:spacing w:line="360" w:lineRule="auto"/>
-        <w:jc w:val="both"/>
-        <w:rPr>
-          <w:rFonts w:cs="Times New Roman"/>
-          <w:sz w:val="26"/>
-          <w:szCs w:val="26"/>
-        </w:rPr>
-      </w:pPr>
-      <w:r>
-        <w:rPr>
-          <w:rFonts w:cs="Times New Roman"/>
-          <w:sz w:val="26"/>
-          <w:szCs w:val="26"/>
-        </w:rPr>
-        <w:t>IDE: IntelliJ IDEA</w:t>
-      </w:r>
-    </w:p>
-    <w:p>
-      <w:pPr>
-        <w:pStyle w:val="ListParagraph"/>
-        <w:numPr>
-          <w:ilvl w:val="0"/>
-          <w:numId w:val="6"/>
-        </w:numPr>
-        <w:spacing w:line="360" w:lineRule="auto"/>
-        <w:jc w:val="both"/>
-        <w:rPr>
-          <w:rFonts w:cs="Times New Roman"/>
-          <w:sz w:val="26"/>
-          <w:szCs w:val="26"/>
-        </w:rPr>
-      </w:pPr>
-      <w:r>
-        <w:rPr>
-          <w:rFonts w:cs="Times New Roman"/>
-          <w:sz w:val="26"/>
-          <w:szCs w:val="26"/>
-        </w:rPr>
-        <w:t>Database: SQL Server</w:t>
-      </w:r>
-    </w:p>
-    <w:p>
-      <w:pPr>
-        <w:pStyle w:val="ListParagraph"/>
-        <w:numPr>
-          <w:ilvl w:val="0"/>
-          <w:numId w:val="6"/>
-        </w:numPr>
-        <w:spacing w:line="360" w:lineRule="auto"/>
-        <w:jc w:val="both"/>
-        <w:rPr>
-          <w:rFonts w:cs="Times New Roman"/>
-          <w:sz w:val="26"/>
-          <w:szCs w:val="26"/>
-        </w:rPr>
-      </w:pPr>
-      <w:r>
-        <w:rPr>
-          <w:rFonts w:cs="Times New Roman"/>
-          <w:sz w:val="26"/>
-          <w:szCs w:val="26"/>
-        </w:rPr>
-        <w:t>Java Version: JDK 17+</w:t>
-      </w:r>
-    </w:p>
-    <w:p>
-      <w:pPr>
-        <w:spacing w:line="360" w:lineRule="auto"/>
-        <w:jc w:val="both"/>
-        <w:rPr>
-          <w:rFonts w:cs="Times New Roman"/>
-          <w:sz w:val="26"/>
-          <w:szCs w:val="26"/>
-        </w:rPr>
-      </w:pPr>
-      <w:r>
-        <w:rPr>
-          <w:rFonts w:cs="Times New Roman"/>
-          <w:sz w:val="26"/>
-          <w:szCs w:val="26"/>
-        </w:rPr>
-        <w:t xml:space="preserve">Mô </w:t>
-      </w:r>
-      <w:proofErr w:type="gramStart"/>
-      <w:r>
-        <w:rPr>
-          <w:rFonts w:cs="Times New Roman"/>
-          <w:sz w:val="26"/>
-          <w:szCs w:val="26"/>
-        </w:rPr>
-        <w:t>Tả :</w:t>
-      </w:r>
-      <w:proofErr w:type="gramEnd"/>
-    </w:p>
-    <w:p>
-      <w:pPr>
-        <w:spacing w:line="360" w:lineRule="auto"/>
-        <w:jc w:val="both"/>
-        <w:rPr>
-          <w:rFonts w:cs="Times New Roman"/>
-          <w:sz w:val="26"/>
-          <w:szCs w:val="26"/>
-        </w:rPr>
-      </w:pPr>
-      <w:r>
-        <w:rPr>
-          <w:rFonts w:cs="Times New Roman"/>
-          <w:sz w:val="26"/>
-          <w:szCs w:val="26"/>
-        </w:rPr>
-        <w:t>Trong chức năng đăng ký thành viên, hệ thống chỉ kiểm tra điều kiện Tuổi &gt;= 18 nhưng chưa kiểm tra giới hạn trên (ví dụ: Tuổi &lt;= 100 hoặc 120). Điều này dẫn đến việc người dùng có thể nhập năm sinh 1024 (tức 1000 tuổi) mà vẫn được hệ thống chấp nhận và lưu vào cơ sở dữ liệu.</w:t>
-      </w:r>
-    </w:p>
-    <w:p>
-      <w:pPr>
-        <w:spacing w:line="360" w:lineRule="auto"/>
-        <w:jc w:val="both"/>
-        <w:rPr>
-          <w:rFonts w:cs="Times New Roman"/>
-          <w:b/>
-          <w:bCs/>
-          <w:sz w:val="26"/>
-          <w:szCs w:val="26"/>
-        </w:rPr>
-      </w:pPr>
       <w:r>
         <w:rPr>
           <w:rFonts w:cs="Times New Roman"/>
@@ -537,291 +65,2168 @@
           <w:sz w:val="26"/>
           <w:szCs w:val="26"/>
         </w:rPr>
-        <w:lastRenderedPageBreak/>
-        <w:t>Các Bước Tái Tạo Lỗi:</w:t>
+        <w:t>LỖ HỔNG XSS TRONG JOB TITLE</w:t>
       </w:r>
     </w:p>
-    <w:p>
-      <w:pPr>
-        <w:pStyle w:val="ListParagraph"/>
-        <w:numPr>
-          <w:ilvl w:val="0"/>
-          <w:numId w:val="8"/>
-        </w:numPr>
-        <w:spacing w:line="360" w:lineRule="auto"/>
-        <w:jc w:val="both"/>
-        <w:rPr>
-          <w:rFonts w:cs="Times New Roman"/>
-          <w:sz w:val="26"/>
-          <w:szCs w:val="26"/>
-        </w:rPr>
-      </w:pPr>
-      <w:r>
-        <w:rPr>
-          <w:rFonts w:cs="Times New Roman"/>
-          <w:sz w:val="26"/>
-          <w:szCs w:val="26"/>
-        </w:rPr>
-        <w:t>Mở ứng dụng (Chạy file Bai5_Form).</w:t>
-      </w:r>
-    </w:p>
-    <w:p>
-      <w:pPr>
-        <w:pStyle w:val="ListParagraph"/>
-        <w:numPr>
-          <w:ilvl w:val="0"/>
-          <w:numId w:val="8"/>
-        </w:numPr>
-        <w:spacing w:line="360" w:lineRule="auto"/>
-        <w:jc w:val="both"/>
-        <w:rPr>
-          <w:rFonts w:cs="Times New Roman"/>
-          <w:sz w:val="26"/>
-          <w:szCs w:val="26"/>
-        </w:rPr>
-      </w:pPr>
-      <w:r>
-        <w:rPr>
-          <w:rFonts w:cs="Times New Roman"/>
-          <w:sz w:val="26"/>
-          <w:szCs w:val="26"/>
-        </w:rPr>
-        <w:t>Nhập các thông tin hợp lệ (Mã KH, Tên, Email, SĐT...).</w:t>
-      </w:r>
-    </w:p>
-    <w:p>
-      <w:pPr>
-        <w:pStyle w:val="ListParagraph"/>
-        <w:numPr>
-          <w:ilvl w:val="0"/>
-          <w:numId w:val="8"/>
-        </w:numPr>
-        <w:spacing w:line="360" w:lineRule="auto"/>
-        <w:jc w:val="both"/>
-        <w:rPr>
-          <w:rFonts w:cs="Times New Roman"/>
-          <w:sz w:val="26"/>
-          <w:szCs w:val="26"/>
-        </w:rPr>
-      </w:pPr>
-      <w:r>
-        <w:rPr>
-          <w:rFonts w:cs="Times New Roman"/>
-          <w:sz w:val="26"/>
-          <w:szCs w:val="26"/>
-        </w:rPr>
-        <w:t>Tại ô Ngày sinh, nhập: 1024-01-01 (Tương đương 1000 tuổi).</w:t>
-      </w:r>
-    </w:p>
-    <w:p>
-      <w:pPr>
-        <w:pStyle w:val="ListParagraph"/>
-        <w:numPr>
-          <w:ilvl w:val="0"/>
-          <w:numId w:val="8"/>
-        </w:numPr>
-        <w:spacing w:line="360" w:lineRule="auto"/>
-        <w:jc w:val="both"/>
-        <w:rPr>
-          <w:rFonts w:cs="Times New Roman"/>
-          <w:sz w:val="26"/>
-          <w:szCs w:val="26"/>
-        </w:rPr>
-      </w:pPr>
-      <w:r>
-        <w:rPr>
-          <w:rFonts w:cs="Times New Roman"/>
-          <w:sz w:val="26"/>
-          <w:szCs w:val="26"/>
-        </w:rPr>
-        <w:t>Tích chọn "Tôi đồng ý điều khoản".</w:t>
-      </w:r>
-    </w:p>
-    <w:p>
-      <w:pPr>
-        <w:pStyle w:val="ListParagraph"/>
-        <w:numPr>
-          <w:ilvl w:val="0"/>
-          <w:numId w:val="8"/>
-        </w:numPr>
-        <w:spacing w:line="360" w:lineRule="auto"/>
-        <w:jc w:val="both"/>
-        <w:rPr>
-          <w:rFonts w:cs="Times New Roman"/>
-          <w:sz w:val="26"/>
-          <w:szCs w:val="26"/>
-        </w:rPr>
-      </w:pPr>
-      <w:r>
-        <w:rPr>
-          <w:rFonts w:cs="Times New Roman"/>
-          <w:sz w:val="26"/>
-          <w:szCs w:val="26"/>
-        </w:rPr>
-        <w:t>Nhấn nút Đăng ký.</w:t>
-      </w:r>
-    </w:p>
-    <w:p>
-      <w:pPr>
-        <w:spacing w:line="360" w:lineRule="auto"/>
-        <w:jc w:val="both"/>
-        <w:rPr>
-          <w:rFonts w:cs="Times New Roman"/>
-          <w:b/>
-          <w:bCs/>
-          <w:sz w:val="26"/>
-          <w:szCs w:val="26"/>
-        </w:rPr>
-      </w:pPr>
-      <w:r>
-        <w:rPr>
-          <w:rFonts w:cs="Times New Roman"/>
-          <w:b/>
-          <w:bCs/>
-          <w:sz w:val="26"/>
-          <w:szCs w:val="26"/>
-        </w:rPr>
-        <w:t>Kết Quả Mong Đợi:</w:t>
-      </w:r>
-    </w:p>
-    <w:p>
-      <w:pPr>
-        <w:pStyle w:val="ListParagraph"/>
-        <w:numPr>
-          <w:ilvl w:val="0"/>
-          <w:numId w:val="10"/>
-        </w:numPr>
-        <w:spacing w:line="360" w:lineRule="auto"/>
-        <w:jc w:val="both"/>
-        <w:rPr>
-          <w:rFonts w:cs="Times New Roman"/>
-          <w:sz w:val="26"/>
-          <w:szCs w:val="26"/>
-        </w:rPr>
-      </w:pPr>
-      <w:r>
-        <w:rPr>
-          <w:rFonts w:cs="Times New Roman"/>
-          <w:sz w:val="26"/>
-          <w:szCs w:val="26"/>
-        </w:rPr>
-        <w:t>Hệ thống phải hiển thị thông báo lỗi: "Lỗi: Tuổi không hợp lệ" hoặc "Lỗi: Năm sinh không hợp lý".</w:t>
-      </w:r>
-    </w:p>
-    <w:p>
-      <w:pPr>
-        <w:pStyle w:val="ListParagraph"/>
-        <w:numPr>
-          <w:ilvl w:val="0"/>
-          <w:numId w:val="10"/>
-        </w:numPr>
-        <w:spacing w:line="360" w:lineRule="auto"/>
-        <w:jc w:val="both"/>
-        <w:rPr>
-          <w:rFonts w:cs="Times New Roman"/>
-          <w:sz w:val="26"/>
-          <w:szCs w:val="26"/>
-        </w:rPr>
-      </w:pPr>
-      <w:r>
-        <w:rPr>
-          <w:rFonts w:cs="Times New Roman"/>
-          <w:sz w:val="26"/>
-          <w:szCs w:val="26"/>
-        </w:rPr>
-        <w:t>Dữ liệu không được lưu vào Database.</w:t>
-      </w:r>
-    </w:p>
-    <w:p>
-      <w:pPr>
-        <w:spacing w:line="360" w:lineRule="auto"/>
-        <w:jc w:val="both"/>
-        <w:rPr>
-          <w:rFonts w:cs="Times New Roman"/>
-          <w:b/>
-          <w:bCs/>
-          <w:sz w:val="26"/>
-          <w:szCs w:val="26"/>
-        </w:rPr>
-      </w:pPr>
-      <w:r>
-        <w:rPr>
-          <w:rFonts w:cs="Times New Roman"/>
-          <w:b/>
-          <w:bCs/>
-          <w:sz w:val="26"/>
-          <w:szCs w:val="26"/>
-        </w:rPr>
-        <w:t>Kết Quả Thực Tế:</w:t>
-      </w:r>
-    </w:p>
-    <w:p>
-      <w:pPr>
-        <w:pStyle w:val="ListParagraph"/>
-        <w:numPr>
-          <w:ilvl w:val="0"/>
-          <w:numId w:val="14"/>
-        </w:numPr>
-        <w:spacing w:line="360" w:lineRule="auto"/>
-        <w:jc w:val="both"/>
-        <w:rPr>
-          <w:rFonts w:cs="Times New Roman"/>
-          <w:sz w:val="26"/>
-          <w:szCs w:val="26"/>
-        </w:rPr>
-      </w:pPr>
-      <w:r>
-        <w:rPr>
-          <w:rFonts w:cs="Times New Roman"/>
-          <w:sz w:val="26"/>
-          <w:szCs w:val="26"/>
-        </w:rPr>
-        <w:t>Hệ thống hiển thị thông báo: "Đăng ký tài khoản thành công!".</w:t>
-      </w:r>
-    </w:p>
-    <w:p>
-      <w:pPr>
-        <w:pStyle w:val="ListParagraph"/>
-        <w:numPr>
-          <w:ilvl w:val="0"/>
-          <w:numId w:val="14"/>
-        </w:numPr>
-        <w:spacing w:line="360" w:lineRule="auto"/>
-        <w:jc w:val="both"/>
-        <w:rPr>
-          <w:rFonts w:cs="Times New Roman"/>
-          <w:sz w:val="26"/>
-          <w:szCs w:val="26"/>
-        </w:rPr>
-      </w:pPr>
-      <w:r>
-        <w:rPr>
-          <w:rFonts w:cs="Times New Roman"/>
-          <w:sz w:val="26"/>
-          <w:szCs w:val="26"/>
-        </w:rPr>
-        <w:t>Kiểm tra Database thấy có bản ghi mới với năm sinh 1024.</w:t>
-      </w:r>
-    </w:p>
-    <w:p>
-      <w:pPr>
-        <w:spacing w:line="360" w:lineRule="auto"/>
-        <w:jc w:val="both"/>
-        <w:rPr>
-          <w:rFonts w:cs="Times New Roman"/>
-          <w:sz w:val="26"/>
-          <w:szCs w:val="26"/>
-        </w:rPr>
-      </w:pPr>
-      <w:r>
-        <w:rPr>
-          <w:rFonts w:cs="Times New Roman"/>
-          <w:sz w:val="26"/>
-          <w:szCs w:val="26"/>
-        </w:rPr>
-        <w:t>Hình ảnh minh họa:</w:t>
-      </w:r>
-    </w:p>
+    <w:tbl>
+      <w:tblPr>
+        <w:tblStyle w:val="TableGrid"/>
+        <w:tblW w:w="0" w:type="auto"/>
+        <w:tblLook w:val="04A0" w:firstRow="1" w:lastRow="0" w:firstColumn="1" w:lastColumn="0" w:noHBand="0" w:noVBand="1"/>
+      </w:tblPr>
+      <w:tblGrid>
+        <w:gridCol w:w="4320"/>
+        <w:gridCol w:w="4320"/>
+      </w:tblGrid>
+      <w:tr>
+        <w:tc>
+          <w:tcPr>
+            <w:tcW w:w="4320" w:type="dxa"/>
+            <w:hideMark/>
+          </w:tcPr>
+          <w:p>
+            <w:pPr>
+              <w:spacing w:after="160" w:line="360" w:lineRule="auto"/>
+              <w:rPr>
+                <w:rFonts w:cs="Times New Roman"/>
+                <w:sz w:val="26"/>
+                <w:szCs w:val="26"/>
+              </w:rPr>
+            </w:pPr>
+            <w:r>
+              <w:rPr>
+                <w:rFonts w:cs="Times New Roman"/>
+                <w:b/>
+                <w:sz w:val="26"/>
+                <w:szCs w:val="26"/>
+              </w:rPr>
+              <w:t xml:space="preserve">ID </w:t>
+            </w:r>
+            <w:proofErr w:type="spellStart"/>
+            <w:r>
+              <w:rPr>
+                <w:rFonts w:cs="Times New Roman"/>
+                <w:b/>
+                <w:sz w:val="26"/>
+                <w:szCs w:val="26"/>
+              </w:rPr>
+              <w:t>Lỗi</w:t>
+            </w:r>
+            <w:proofErr w:type="spellEnd"/>
+            <w:r>
+              <w:rPr>
+                <w:rFonts w:cs="Times New Roman"/>
+                <w:b/>
+                <w:sz w:val="26"/>
+                <w:szCs w:val="26"/>
+              </w:rPr>
+              <w:t>:</w:t>
+            </w:r>
+          </w:p>
+        </w:tc>
+        <w:tc>
+          <w:tcPr>
+            <w:tcW w:w="4320" w:type="dxa"/>
+            <w:hideMark/>
+          </w:tcPr>
+          <w:p>
+            <w:pPr>
+              <w:spacing w:after="160" w:line="360" w:lineRule="auto"/>
+              <w:jc w:val="both"/>
+              <w:rPr>
+                <w:rFonts w:cs="Times New Roman"/>
+                <w:sz w:val="26"/>
+                <w:szCs w:val="26"/>
+              </w:rPr>
+            </w:pPr>
+            <w:r>
+              <w:rPr>
+                <w:rFonts w:cs="Times New Roman"/>
+                <w:sz w:val="26"/>
+                <w:szCs w:val="26"/>
+              </w:rPr>
+              <w:t>BUG_JOB_001</w:t>
+            </w:r>
+          </w:p>
+        </w:tc>
+      </w:tr>
+      <w:tr>
+        <w:tc>
+          <w:tcPr>
+            <w:tcW w:w="4320" w:type="dxa"/>
+            <w:hideMark/>
+          </w:tcPr>
+          <w:p>
+            <w:pPr>
+              <w:spacing w:after="160" w:line="360" w:lineRule="auto"/>
+              <w:rPr>
+                <w:rFonts w:cs="Times New Roman"/>
+                <w:sz w:val="26"/>
+                <w:szCs w:val="26"/>
+              </w:rPr>
+            </w:pPr>
+            <w:proofErr w:type="spellStart"/>
+            <w:r>
+              <w:rPr>
+                <w:rFonts w:cs="Times New Roman"/>
+                <w:b/>
+                <w:sz w:val="26"/>
+                <w:szCs w:val="26"/>
+              </w:rPr>
+              <w:t>Tên</w:t>
+            </w:r>
+            <w:proofErr w:type="spellEnd"/>
+            <w:r>
+              <w:rPr>
+                <w:rFonts w:cs="Times New Roman"/>
+                <w:b/>
+                <w:sz w:val="26"/>
+                <w:szCs w:val="26"/>
+              </w:rPr>
+              <w:t xml:space="preserve"> </w:t>
+            </w:r>
+            <w:proofErr w:type="spellStart"/>
+            <w:r>
+              <w:rPr>
+                <w:rFonts w:cs="Times New Roman"/>
+                <w:b/>
+                <w:sz w:val="26"/>
+                <w:szCs w:val="26"/>
+              </w:rPr>
+              <w:t>Lỗi</w:t>
+            </w:r>
+            <w:proofErr w:type="spellEnd"/>
+            <w:r>
+              <w:rPr>
+                <w:rFonts w:cs="Times New Roman"/>
+                <w:b/>
+                <w:sz w:val="26"/>
+                <w:szCs w:val="26"/>
+              </w:rPr>
+              <w:t>:</w:t>
+            </w:r>
+          </w:p>
+        </w:tc>
+        <w:tc>
+          <w:tcPr>
+            <w:tcW w:w="4320" w:type="dxa"/>
+            <w:hideMark/>
+          </w:tcPr>
+          <w:p>
+            <w:pPr>
+              <w:spacing w:after="160" w:line="360" w:lineRule="auto"/>
+              <w:jc w:val="both"/>
+              <w:rPr>
+                <w:rFonts w:cs="Times New Roman"/>
+                <w:sz w:val="26"/>
+                <w:szCs w:val="26"/>
+              </w:rPr>
+            </w:pPr>
+            <w:proofErr w:type="spellStart"/>
+            <w:r>
+              <w:rPr>
+                <w:rFonts w:cs="Times New Roman"/>
+                <w:sz w:val="26"/>
+                <w:szCs w:val="26"/>
+              </w:rPr>
+              <w:t>Hệ</w:t>
+            </w:r>
+            <w:proofErr w:type="spellEnd"/>
+            <w:r>
+              <w:rPr>
+                <w:rFonts w:cs="Times New Roman"/>
+                <w:sz w:val="26"/>
+                <w:szCs w:val="26"/>
+              </w:rPr>
+              <w:t xml:space="preserve"> </w:t>
+            </w:r>
+            <w:proofErr w:type="spellStart"/>
+            <w:r>
+              <w:rPr>
+                <w:rFonts w:cs="Times New Roman"/>
+                <w:sz w:val="26"/>
+                <w:szCs w:val="26"/>
+              </w:rPr>
+              <w:t>thống</w:t>
+            </w:r>
+            <w:proofErr w:type="spellEnd"/>
+            <w:r>
+              <w:rPr>
+                <w:rFonts w:cs="Times New Roman"/>
+                <w:sz w:val="26"/>
+                <w:szCs w:val="26"/>
+              </w:rPr>
+              <w:t xml:space="preserve"> </w:t>
+            </w:r>
+            <w:proofErr w:type="spellStart"/>
+            <w:r>
+              <w:rPr>
+                <w:rFonts w:cs="Times New Roman"/>
+                <w:sz w:val="26"/>
+                <w:szCs w:val="26"/>
+              </w:rPr>
+              <w:t>cho</w:t>
+            </w:r>
+            <w:proofErr w:type="spellEnd"/>
+            <w:r>
+              <w:rPr>
+                <w:rFonts w:cs="Times New Roman"/>
+                <w:sz w:val="26"/>
+                <w:szCs w:val="26"/>
+              </w:rPr>
+              <w:t xml:space="preserve"> </w:t>
+            </w:r>
+            <w:proofErr w:type="spellStart"/>
+            <w:r>
+              <w:rPr>
+                <w:rFonts w:cs="Times New Roman"/>
+                <w:sz w:val="26"/>
+                <w:szCs w:val="26"/>
+              </w:rPr>
+              <w:t>phép</w:t>
+            </w:r>
+            <w:proofErr w:type="spellEnd"/>
+            <w:r>
+              <w:rPr>
+                <w:rFonts w:cs="Times New Roman"/>
+                <w:sz w:val="26"/>
+                <w:szCs w:val="26"/>
+              </w:rPr>
+              <w:t xml:space="preserve"> </w:t>
+            </w:r>
+            <w:proofErr w:type="spellStart"/>
+            <w:r>
+              <w:rPr>
+                <w:rFonts w:cs="Times New Roman"/>
+                <w:sz w:val="26"/>
+                <w:szCs w:val="26"/>
+              </w:rPr>
+              <w:t>lưu</w:t>
+            </w:r>
+            <w:proofErr w:type="spellEnd"/>
+            <w:r>
+              <w:rPr>
+                <w:rFonts w:cs="Times New Roman"/>
+                <w:sz w:val="26"/>
+                <w:szCs w:val="26"/>
+              </w:rPr>
+              <w:t xml:space="preserve"> </w:t>
+            </w:r>
+            <w:proofErr w:type="spellStart"/>
+            <w:r>
+              <w:rPr>
+                <w:rFonts w:cs="Times New Roman"/>
+                <w:sz w:val="26"/>
+                <w:szCs w:val="26"/>
+              </w:rPr>
+              <w:t>mã</w:t>
+            </w:r>
+            <w:proofErr w:type="spellEnd"/>
+            <w:r>
+              <w:rPr>
+                <w:rFonts w:cs="Times New Roman"/>
+                <w:sz w:val="26"/>
+                <w:szCs w:val="26"/>
+              </w:rPr>
+              <w:t xml:space="preserve"> </w:t>
+            </w:r>
+            <w:proofErr w:type="spellStart"/>
+            <w:r>
+              <w:rPr>
+                <w:rFonts w:cs="Times New Roman"/>
+                <w:sz w:val="26"/>
+                <w:szCs w:val="26"/>
+              </w:rPr>
+              <w:t>độc</w:t>
+            </w:r>
+            <w:proofErr w:type="spellEnd"/>
+            <w:r>
+              <w:rPr>
+                <w:rFonts w:cs="Times New Roman"/>
+                <w:sz w:val="26"/>
+                <w:szCs w:val="26"/>
+              </w:rPr>
+              <w:t xml:space="preserve"> XSS (Script Injection) </w:t>
+            </w:r>
+            <w:proofErr w:type="spellStart"/>
+            <w:r>
+              <w:rPr>
+                <w:rFonts w:cs="Times New Roman"/>
+                <w:sz w:val="26"/>
+                <w:szCs w:val="26"/>
+              </w:rPr>
+              <w:t>vào</w:t>
+            </w:r>
+            <w:proofErr w:type="spellEnd"/>
+            <w:r>
+              <w:rPr>
+                <w:rFonts w:cs="Times New Roman"/>
+                <w:sz w:val="26"/>
+                <w:szCs w:val="26"/>
+              </w:rPr>
+              <w:t xml:space="preserve"> Database</w:t>
+            </w:r>
+          </w:p>
+        </w:tc>
+      </w:tr>
+      <w:tr>
+        <w:tc>
+          <w:tcPr>
+            <w:tcW w:w="4320" w:type="dxa"/>
+            <w:hideMark/>
+          </w:tcPr>
+          <w:p>
+            <w:pPr>
+              <w:spacing w:after="160" w:line="360" w:lineRule="auto"/>
+              <w:rPr>
+                <w:rFonts w:cs="Times New Roman"/>
+                <w:sz w:val="26"/>
+                <w:szCs w:val="26"/>
+              </w:rPr>
+            </w:pPr>
+            <w:proofErr w:type="spellStart"/>
+            <w:r>
+              <w:rPr>
+                <w:rFonts w:cs="Times New Roman"/>
+                <w:b/>
+                <w:sz w:val="26"/>
+                <w:szCs w:val="26"/>
+              </w:rPr>
+              <w:t>Mức</w:t>
+            </w:r>
+            <w:proofErr w:type="spellEnd"/>
+            <w:r>
+              <w:rPr>
+                <w:rFonts w:cs="Times New Roman"/>
+                <w:b/>
+                <w:sz w:val="26"/>
+                <w:szCs w:val="26"/>
+              </w:rPr>
+              <w:t xml:space="preserve"> </w:t>
+            </w:r>
+            <w:proofErr w:type="spellStart"/>
+            <w:r>
+              <w:rPr>
+                <w:rFonts w:cs="Times New Roman"/>
+                <w:b/>
+                <w:sz w:val="26"/>
+                <w:szCs w:val="26"/>
+              </w:rPr>
+              <w:t>độ</w:t>
+            </w:r>
+            <w:proofErr w:type="spellEnd"/>
+            <w:r>
+              <w:rPr>
+                <w:rFonts w:cs="Times New Roman"/>
+                <w:b/>
+                <w:sz w:val="26"/>
+                <w:szCs w:val="26"/>
+              </w:rPr>
+              <w:t xml:space="preserve"> </w:t>
+            </w:r>
+            <w:proofErr w:type="spellStart"/>
+            <w:r>
+              <w:rPr>
+                <w:rFonts w:cs="Times New Roman"/>
+                <w:b/>
+                <w:sz w:val="26"/>
+                <w:szCs w:val="26"/>
+              </w:rPr>
+              <w:t>nghiêm</w:t>
+            </w:r>
+            <w:proofErr w:type="spellEnd"/>
+            <w:r>
+              <w:rPr>
+                <w:rFonts w:cs="Times New Roman"/>
+                <w:b/>
+                <w:sz w:val="26"/>
+                <w:szCs w:val="26"/>
+              </w:rPr>
+              <w:t xml:space="preserve"> </w:t>
+            </w:r>
+            <w:proofErr w:type="spellStart"/>
+            <w:r>
+              <w:rPr>
+                <w:rFonts w:cs="Times New Roman"/>
+                <w:b/>
+                <w:sz w:val="26"/>
+                <w:szCs w:val="26"/>
+              </w:rPr>
+              <w:t>trọng</w:t>
+            </w:r>
+            <w:proofErr w:type="spellEnd"/>
+            <w:r>
+              <w:rPr>
+                <w:rFonts w:cs="Times New Roman"/>
+                <w:b/>
+                <w:sz w:val="26"/>
+                <w:szCs w:val="26"/>
+              </w:rPr>
+              <w:t>:</w:t>
+            </w:r>
+          </w:p>
+        </w:tc>
+        <w:tc>
+          <w:tcPr>
+            <w:tcW w:w="4320" w:type="dxa"/>
+            <w:hideMark/>
+          </w:tcPr>
+          <w:p>
+            <w:pPr>
+              <w:spacing w:after="160" w:line="360" w:lineRule="auto"/>
+              <w:jc w:val="both"/>
+              <w:rPr>
+                <w:rFonts w:cs="Times New Roman"/>
+                <w:sz w:val="26"/>
+                <w:szCs w:val="26"/>
+              </w:rPr>
+            </w:pPr>
+            <w:r>
+              <w:rPr>
+                <w:rFonts w:cs="Times New Roman"/>
+                <w:sz w:val="26"/>
+                <w:szCs w:val="26"/>
+              </w:rPr>
+              <w:t>High (Cao)</w:t>
+            </w:r>
+          </w:p>
+        </w:tc>
+      </w:tr>
+      <w:tr>
+        <w:tc>
+          <w:tcPr>
+            <w:tcW w:w="4320" w:type="dxa"/>
+            <w:hideMark/>
+          </w:tcPr>
+          <w:p>
+            <w:pPr>
+              <w:spacing w:after="160" w:line="360" w:lineRule="auto"/>
+              <w:rPr>
+                <w:rFonts w:cs="Times New Roman"/>
+                <w:sz w:val="26"/>
+                <w:szCs w:val="26"/>
+              </w:rPr>
+            </w:pPr>
+            <w:proofErr w:type="spellStart"/>
+            <w:r>
+              <w:rPr>
+                <w:rFonts w:cs="Times New Roman"/>
+                <w:b/>
+                <w:sz w:val="26"/>
+                <w:szCs w:val="26"/>
+              </w:rPr>
+              <w:t>Mức</w:t>
+            </w:r>
+            <w:proofErr w:type="spellEnd"/>
+            <w:r>
+              <w:rPr>
+                <w:rFonts w:cs="Times New Roman"/>
+                <w:b/>
+                <w:sz w:val="26"/>
+                <w:szCs w:val="26"/>
+              </w:rPr>
+              <w:t xml:space="preserve"> </w:t>
+            </w:r>
+            <w:proofErr w:type="spellStart"/>
+            <w:r>
+              <w:rPr>
+                <w:rFonts w:cs="Times New Roman"/>
+                <w:b/>
+                <w:sz w:val="26"/>
+                <w:szCs w:val="26"/>
+              </w:rPr>
+              <w:t>độ</w:t>
+            </w:r>
+            <w:proofErr w:type="spellEnd"/>
+            <w:r>
+              <w:rPr>
+                <w:rFonts w:cs="Times New Roman"/>
+                <w:b/>
+                <w:sz w:val="26"/>
+                <w:szCs w:val="26"/>
+              </w:rPr>
+              <w:t xml:space="preserve"> </w:t>
+            </w:r>
+            <w:proofErr w:type="spellStart"/>
+            <w:r>
+              <w:rPr>
+                <w:rFonts w:cs="Times New Roman"/>
+                <w:b/>
+                <w:sz w:val="26"/>
+                <w:szCs w:val="26"/>
+              </w:rPr>
+              <w:t>ưu</w:t>
+            </w:r>
+            <w:proofErr w:type="spellEnd"/>
+            <w:r>
+              <w:rPr>
+                <w:rFonts w:cs="Times New Roman"/>
+                <w:b/>
+                <w:sz w:val="26"/>
+                <w:szCs w:val="26"/>
+              </w:rPr>
+              <w:t xml:space="preserve"> </w:t>
+            </w:r>
+            <w:proofErr w:type="spellStart"/>
+            <w:r>
+              <w:rPr>
+                <w:rFonts w:cs="Times New Roman"/>
+                <w:b/>
+                <w:sz w:val="26"/>
+                <w:szCs w:val="26"/>
+              </w:rPr>
+              <w:t>tiên</w:t>
+            </w:r>
+            <w:proofErr w:type="spellEnd"/>
+            <w:r>
+              <w:rPr>
+                <w:rFonts w:cs="Times New Roman"/>
+                <w:b/>
+                <w:sz w:val="26"/>
+                <w:szCs w:val="26"/>
+              </w:rPr>
+              <w:t>:</w:t>
+            </w:r>
+          </w:p>
+        </w:tc>
+        <w:tc>
+          <w:tcPr>
+            <w:tcW w:w="4320" w:type="dxa"/>
+            <w:hideMark/>
+          </w:tcPr>
+          <w:p>
+            <w:pPr>
+              <w:spacing w:after="160" w:line="360" w:lineRule="auto"/>
+              <w:jc w:val="both"/>
+              <w:rPr>
+                <w:rFonts w:cs="Times New Roman"/>
+                <w:sz w:val="26"/>
+                <w:szCs w:val="26"/>
+              </w:rPr>
+            </w:pPr>
+            <w:r>
+              <w:rPr>
+                <w:rFonts w:cs="Times New Roman"/>
+                <w:sz w:val="26"/>
+                <w:szCs w:val="26"/>
+              </w:rPr>
+              <w:t>High (</w:t>
+            </w:r>
+            <w:proofErr w:type="spellStart"/>
+            <w:r>
+              <w:rPr>
+                <w:rFonts w:cs="Times New Roman"/>
+                <w:sz w:val="26"/>
+                <w:szCs w:val="26"/>
+              </w:rPr>
+              <w:t>Cần</w:t>
+            </w:r>
+            <w:proofErr w:type="spellEnd"/>
+            <w:r>
+              <w:rPr>
+                <w:rFonts w:cs="Times New Roman"/>
+                <w:sz w:val="26"/>
+                <w:szCs w:val="26"/>
+              </w:rPr>
+              <w:t xml:space="preserve"> </w:t>
+            </w:r>
+            <w:proofErr w:type="spellStart"/>
+            <w:r>
+              <w:rPr>
+                <w:rFonts w:cs="Times New Roman"/>
+                <w:sz w:val="26"/>
+                <w:szCs w:val="26"/>
+              </w:rPr>
+              <w:t>sửa</w:t>
+            </w:r>
+            <w:proofErr w:type="spellEnd"/>
+            <w:r>
+              <w:rPr>
+                <w:rFonts w:cs="Times New Roman"/>
+                <w:sz w:val="26"/>
+                <w:szCs w:val="26"/>
+              </w:rPr>
+              <w:t xml:space="preserve"> </w:t>
+            </w:r>
+            <w:proofErr w:type="spellStart"/>
+            <w:r>
+              <w:rPr>
+                <w:rFonts w:cs="Times New Roman"/>
+                <w:sz w:val="26"/>
+                <w:szCs w:val="26"/>
+              </w:rPr>
+              <w:t>gấp</w:t>
+            </w:r>
+            <w:proofErr w:type="spellEnd"/>
+            <w:r>
+              <w:rPr>
+                <w:rFonts w:cs="Times New Roman"/>
+                <w:sz w:val="26"/>
+                <w:szCs w:val="26"/>
+              </w:rPr>
+              <w:t>)</w:t>
+            </w:r>
+          </w:p>
+        </w:tc>
+      </w:tr>
+      <w:tr>
+        <w:tc>
+          <w:tcPr>
+            <w:tcW w:w="4320" w:type="dxa"/>
+            <w:hideMark/>
+          </w:tcPr>
+          <w:p>
+            <w:pPr>
+              <w:spacing w:after="160" w:line="360" w:lineRule="auto"/>
+              <w:rPr>
+                <w:rFonts w:cs="Times New Roman"/>
+                <w:sz w:val="26"/>
+                <w:szCs w:val="26"/>
+              </w:rPr>
+            </w:pPr>
+            <w:proofErr w:type="spellStart"/>
+            <w:r>
+              <w:rPr>
+                <w:rFonts w:cs="Times New Roman"/>
+                <w:b/>
+                <w:sz w:val="26"/>
+                <w:szCs w:val="26"/>
+              </w:rPr>
+              <w:t>Người</w:t>
+            </w:r>
+            <w:proofErr w:type="spellEnd"/>
+            <w:r>
+              <w:rPr>
+                <w:rFonts w:cs="Times New Roman"/>
+                <w:b/>
+                <w:sz w:val="26"/>
+                <w:szCs w:val="26"/>
+              </w:rPr>
+              <w:t xml:space="preserve"> </w:t>
+            </w:r>
+            <w:proofErr w:type="spellStart"/>
+            <w:r>
+              <w:rPr>
+                <w:rFonts w:cs="Times New Roman"/>
+                <w:b/>
+                <w:sz w:val="26"/>
+                <w:szCs w:val="26"/>
+              </w:rPr>
+              <w:t>báo</w:t>
+            </w:r>
+            <w:proofErr w:type="spellEnd"/>
+            <w:r>
+              <w:rPr>
+                <w:rFonts w:cs="Times New Roman"/>
+                <w:b/>
+                <w:sz w:val="26"/>
+                <w:szCs w:val="26"/>
+              </w:rPr>
+              <w:t xml:space="preserve"> </w:t>
+            </w:r>
+            <w:proofErr w:type="spellStart"/>
+            <w:r>
+              <w:rPr>
+                <w:rFonts w:cs="Times New Roman"/>
+                <w:b/>
+                <w:sz w:val="26"/>
+                <w:szCs w:val="26"/>
+              </w:rPr>
+              <w:t>cáo</w:t>
+            </w:r>
+            <w:proofErr w:type="spellEnd"/>
+            <w:r>
+              <w:rPr>
+                <w:rFonts w:cs="Times New Roman"/>
+                <w:b/>
+                <w:sz w:val="26"/>
+                <w:szCs w:val="26"/>
+              </w:rPr>
+              <w:t>:</w:t>
+            </w:r>
+          </w:p>
+        </w:tc>
+        <w:tc>
+          <w:tcPr>
+            <w:tcW w:w="4320" w:type="dxa"/>
+            <w:hideMark/>
+          </w:tcPr>
+          <w:p>
+            <w:pPr>
+              <w:spacing w:after="160" w:line="360" w:lineRule="auto"/>
+              <w:jc w:val="both"/>
+              <w:rPr>
+                <w:rFonts w:cs="Times New Roman"/>
+                <w:sz w:val="26"/>
+                <w:szCs w:val="26"/>
+              </w:rPr>
+            </w:pPr>
+            <w:r>
+              <w:rPr>
+                <w:rFonts w:cs="Times New Roman"/>
+                <w:sz w:val="26"/>
+                <w:szCs w:val="26"/>
+              </w:rPr>
+              <w:t>Lê Trí Anh</w:t>
+            </w:r>
+          </w:p>
+        </w:tc>
+      </w:tr>
+      <w:tr>
+        <w:tc>
+          <w:tcPr>
+            <w:tcW w:w="4320" w:type="dxa"/>
+            <w:hideMark/>
+          </w:tcPr>
+          <w:p>
+            <w:pPr>
+              <w:spacing w:after="160" w:line="360" w:lineRule="auto"/>
+              <w:rPr>
+                <w:rFonts w:cs="Times New Roman"/>
+                <w:sz w:val="26"/>
+                <w:szCs w:val="26"/>
+              </w:rPr>
+            </w:pPr>
+            <w:proofErr w:type="spellStart"/>
+            <w:r>
+              <w:rPr>
+                <w:rFonts w:cs="Times New Roman"/>
+                <w:b/>
+                <w:sz w:val="26"/>
+                <w:szCs w:val="26"/>
+              </w:rPr>
+              <w:t>Ngày</w:t>
+            </w:r>
+            <w:proofErr w:type="spellEnd"/>
+            <w:r>
+              <w:rPr>
+                <w:rFonts w:cs="Times New Roman"/>
+                <w:b/>
+                <w:sz w:val="26"/>
+                <w:szCs w:val="26"/>
+              </w:rPr>
+              <w:t xml:space="preserve"> </w:t>
+            </w:r>
+            <w:proofErr w:type="spellStart"/>
+            <w:r>
+              <w:rPr>
+                <w:rFonts w:cs="Times New Roman"/>
+                <w:b/>
+                <w:sz w:val="26"/>
+                <w:szCs w:val="26"/>
+              </w:rPr>
+              <w:t>báo</w:t>
+            </w:r>
+            <w:proofErr w:type="spellEnd"/>
+            <w:r>
+              <w:rPr>
+                <w:rFonts w:cs="Times New Roman"/>
+                <w:b/>
+                <w:sz w:val="26"/>
+                <w:szCs w:val="26"/>
+              </w:rPr>
+              <w:t xml:space="preserve"> </w:t>
+            </w:r>
+            <w:proofErr w:type="spellStart"/>
+            <w:r>
+              <w:rPr>
+                <w:rFonts w:cs="Times New Roman"/>
+                <w:b/>
+                <w:sz w:val="26"/>
+                <w:szCs w:val="26"/>
+              </w:rPr>
+              <w:t>cáo</w:t>
+            </w:r>
+            <w:proofErr w:type="spellEnd"/>
+            <w:r>
+              <w:rPr>
+                <w:rFonts w:cs="Times New Roman"/>
+                <w:b/>
+                <w:sz w:val="26"/>
+                <w:szCs w:val="26"/>
+              </w:rPr>
+              <w:t>:</w:t>
+            </w:r>
+          </w:p>
+        </w:tc>
+        <w:tc>
+          <w:tcPr>
+            <w:tcW w:w="4320" w:type="dxa"/>
+            <w:hideMark/>
+          </w:tcPr>
+          <w:p>
+            <w:pPr>
+              <w:spacing w:after="160" w:line="360" w:lineRule="auto"/>
+              <w:jc w:val="both"/>
+              <w:rPr>
+                <w:rFonts w:cs="Times New Roman"/>
+                <w:sz w:val="26"/>
+                <w:szCs w:val="26"/>
+              </w:rPr>
+            </w:pPr>
+            <w:r>
+              <w:rPr>
+                <w:rFonts w:cs="Times New Roman"/>
+                <w:sz w:val="26"/>
+                <w:szCs w:val="26"/>
+              </w:rPr>
+              <w:t>03/02/2026</w:t>
+            </w:r>
+          </w:p>
+        </w:tc>
+      </w:tr>
+      <w:tr>
+        <w:tc>
+          <w:tcPr>
+            <w:tcW w:w="4320" w:type="dxa"/>
+            <w:hideMark/>
+          </w:tcPr>
+          <w:p>
+            <w:pPr>
+              <w:spacing w:after="160" w:line="360" w:lineRule="auto"/>
+              <w:rPr>
+                <w:rFonts w:cs="Times New Roman"/>
+                <w:sz w:val="26"/>
+                <w:szCs w:val="26"/>
+              </w:rPr>
+            </w:pPr>
+            <w:proofErr w:type="spellStart"/>
+            <w:r>
+              <w:rPr>
+                <w:rFonts w:cs="Times New Roman"/>
+                <w:b/>
+                <w:sz w:val="26"/>
+                <w:szCs w:val="26"/>
+              </w:rPr>
+              <w:t>Môi</w:t>
+            </w:r>
+            <w:proofErr w:type="spellEnd"/>
+            <w:r>
+              <w:rPr>
+                <w:rFonts w:cs="Times New Roman"/>
+                <w:b/>
+                <w:sz w:val="26"/>
+                <w:szCs w:val="26"/>
+              </w:rPr>
+              <w:t xml:space="preserve"> </w:t>
+            </w:r>
+            <w:proofErr w:type="spellStart"/>
+            <w:r>
+              <w:rPr>
+                <w:rFonts w:cs="Times New Roman"/>
+                <w:b/>
+                <w:sz w:val="26"/>
+                <w:szCs w:val="26"/>
+              </w:rPr>
+              <w:t>trường</w:t>
+            </w:r>
+            <w:proofErr w:type="spellEnd"/>
+            <w:r>
+              <w:rPr>
+                <w:rFonts w:cs="Times New Roman"/>
+                <w:b/>
+                <w:sz w:val="26"/>
+                <w:szCs w:val="26"/>
+              </w:rPr>
+              <w:t>:</w:t>
+            </w:r>
+          </w:p>
+        </w:tc>
+        <w:tc>
+          <w:tcPr>
+            <w:tcW w:w="4320" w:type="dxa"/>
+            <w:hideMark/>
+          </w:tcPr>
+          <w:p>
+            <w:pPr>
+              <w:spacing w:after="160" w:line="360" w:lineRule="auto"/>
+              <w:jc w:val="both"/>
+              <w:rPr>
+                <w:rFonts w:cs="Times New Roman"/>
+                <w:sz w:val="26"/>
+                <w:szCs w:val="26"/>
+              </w:rPr>
+            </w:pPr>
+            <w:r>
+              <w:rPr>
+                <w:rFonts w:cs="Times New Roman"/>
+                <w:sz w:val="26"/>
+                <w:szCs w:val="26"/>
+              </w:rPr>
+              <w:t>Windows 11, IntelliJ IDEA, SQL Server</w:t>
+            </w:r>
+          </w:p>
+        </w:tc>
+      </w:tr>
+      <w:tr>
+        <w:tc>
+          <w:tcPr>
+            <w:tcW w:w="4320" w:type="dxa"/>
+            <w:hideMark/>
+          </w:tcPr>
+          <w:p>
+            <w:pPr>
+              <w:spacing w:after="160" w:line="360" w:lineRule="auto"/>
+              <w:rPr>
+                <w:rFonts w:cs="Times New Roman"/>
+                <w:sz w:val="26"/>
+                <w:szCs w:val="26"/>
+              </w:rPr>
+            </w:pPr>
+            <w:proofErr w:type="spellStart"/>
+            <w:r>
+              <w:rPr>
+                <w:rFonts w:cs="Times New Roman"/>
+                <w:b/>
+                <w:sz w:val="26"/>
+                <w:szCs w:val="26"/>
+              </w:rPr>
+              <w:t>Mô</w:t>
+            </w:r>
+            <w:proofErr w:type="spellEnd"/>
+            <w:r>
+              <w:rPr>
+                <w:rFonts w:cs="Times New Roman"/>
+                <w:b/>
+                <w:sz w:val="26"/>
+                <w:szCs w:val="26"/>
+              </w:rPr>
+              <w:t xml:space="preserve"> </w:t>
+            </w:r>
+            <w:proofErr w:type="spellStart"/>
+            <w:r>
+              <w:rPr>
+                <w:rFonts w:cs="Times New Roman"/>
+                <w:b/>
+                <w:sz w:val="26"/>
+                <w:szCs w:val="26"/>
+              </w:rPr>
+              <w:t>tả</w:t>
+            </w:r>
+            <w:proofErr w:type="spellEnd"/>
+            <w:r>
+              <w:rPr>
+                <w:rFonts w:cs="Times New Roman"/>
+                <w:b/>
+                <w:sz w:val="26"/>
+                <w:szCs w:val="26"/>
+              </w:rPr>
+              <w:t xml:space="preserve"> chi </w:t>
+            </w:r>
+            <w:proofErr w:type="spellStart"/>
+            <w:r>
+              <w:rPr>
+                <w:rFonts w:cs="Times New Roman"/>
+                <w:b/>
+                <w:sz w:val="26"/>
+                <w:szCs w:val="26"/>
+              </w:rPr>
+              <w:t>tiết</w:t>
+            </w:r>
+            <w:proofErr w:type="spellEnd"/>
+            <w:r>
+              <w:rPr>
+                <w:rFonts w:cs="Times New Roman"/>
+                <w:b/>
+                <w:sz w:val="26"/>
+                <w:szCs w:val="26"/>
+              </w:rPr>
+              <w:t>:</w:t>
+            </w:r>
+          </w:p>
+        </w:tc>
+        <w:tc>
+          <w:tcPr>
+            <w:tcW w:w="4320" w:type="dxa"/>
+            <w:hideMark/>
+          </w:tcPr>
+          <w:p>
+            <w:pPr>
+              <w:spacing w:after="160" w:line="360" w:lineRule="auto"/>
+              <w:jc w:val="both"/>
+              <w:rPr>
+                <w:rFonts w:cs="Times New Roman"/>
+                <w:sz w:val="26"/>
+                <w:szCs w:val="26"/>
+              </w:rPr>
+            </w:pPr>
+            <w:proofErr w:type="spellStart"/>
+            <w:r>
+              <w:rPr>
+                <w:rFonts w:cs="Times New Roman"/>
+                <w:sz w:val="26"/>
+                <w:szCs w:val="26"/>
+              </w:rPr>
+              <w:t>Chức</w:t>
+            </w:r>
+            <w:proofErr w:type="spellEnd"/>
+            <w:r>
+              <w:rPr>
+                <w:rFonts w:cs="Times New Roman"/>
+                <w:sz w:val="26"/>
+                <w:szCs w:val="26"/>
+              </w:rPr>
+              <w:t xml:space="preserve"> </w:t>
+            </w:r>
+            <w:proofErr w:type="spellStart"/>
+            <w:r>
+              <w:rPr>
+                <w:rFonts w:cs="Times New Roman"/>
+                <w:sz w:val="26"/>
+                <w:szCs w:val="26"/>
+              </w:rPr>
+              <w:t>năng</w:t>
+            </w:r>
+            <w:proofErr w:type="spellEnd"/>
+            <w:r>
+              <w:rPr>
+                <w:rFonts w:cs="Times New Roman"/>
+                <w:sz w:val="26"/>
+                <w:szCs w:val="26"/>
+              </w:rPr>
+              <w:t xml:space="preserve"> "Add Job Title" </w:t>
+            </w:r>
+            <w:proofErr w:type="spellStart"/>
+            <w:r>
+              <w:rPr>
+                <w:rFonts w:cs="Times New Roman"/>
+                <w:sz w:val="26"/>
+                <w:szCs w:val="26"/>
+              </w:rPr>
+              <w:t>không</w:t>
+            </w:r>
+            <w:proofErr w:type="spellEnd"/>
+            <w:r>
+              <w:rPr>
+                <w:rFonts w:cs="Times New Roman"/>
+                <w:sz w:val="26"/>
+                <w:szCs w:val="26"/>
+              </w:rPr>
+              <w:t xml:space="preserve"> </w:t>
+            </w:r>
+            <w:proofErr w:type="spellStart"/>
+            <w:r>
+              <w:rPr>
+                <w:rFonts w:cs="Times New Roman"/>
+                <w:sz w:val="26"/>
+                <w:szCs w:val="26"/>
+              </w:rPr>
+              <w:t>có</w:t>
+            </w:r>
+            <w:proofErr w:type="spellEnd"/>
+            <w:r>
+              <w:rPr>
+                <w:rFonts w:cs="Times New Roman"/>
+                <w:sz w:val="26"/>
+                <w:szCs w:val="26"/>
+              </w:rPr>
+              <w:t xml:space="preserve"> </w:t>
+            </w:r>
+            <w:proofErr w:type="spellStart"/>
+            <w:r>
+              <w:rPr>
+                <w:rFonts w:cs="Times New Roman"/>
+                <w:sz w:val="26"/>
+                <w:szCs w:val="26"/>
+              </w:rPr>
+              <w:t>cơ</w:t>
+            </w:r>
+            <w:proofErr w:type="spellEnd"/>
+            <w:r>
+              <w:rPr>
+                <w:rFonts w:cs="Times New Roman"/>
+                <w:sz w:val="26"/>
+                <w:szCs w:val="26"/>
+              </w:rPr>
+              <w:t xml:space="preserve"> </w:t>
+            </w:r>
+            <w:proofErr w:type="spellStart"/>
+            <w:r>
+              <w:rPr>
+                <w:rFonts w:cs="Times New Roman"/>
+                <w:sz w:val="26"/>
+                <w:szCs w:val="26"/>
+              </w:rPr>
+              <w:t>chế</w:t>
+            </w:r>
+            <w:proofErr w:type="spellEnd"/>
+            <w:r>
+              <w:rPr>
+                <w:rFonts w:cs="Times New Roman"/>
+                <w:sz w:val="26"/>
+                <w:szCs w:val="26"/>
+              </w:rPr>
+              <w:t xml:space="preserve"> </w:t>
+            </w:r>
+            <w:proofErr w:type="spellStart"/>
+            <w:r>
+              <w:rPr>
+                <w:rFonts w:cs="Times New Roman"/>
+                <w:sz w:val="26"/>
+                <w:szCs w:val="26"/>
+              </w:rPr>
+              <w:t>lọc</w:t>
+            </w:r>
+            <w:proofErr w:type="spellEnd"/>
+            <w:r>
+              <w:rPr>
+                <w:rFonts w:cs="Times New Roman"/>
+                <w:sz w:val="26"/>
+                <w:szCs w:val="26"/>
+              </w:rPr>
+              <w:t xml:space="preserve"> </w:t>
+            </w:r>
+            <w:proofErr w:type="spellStart"/>
+            <w:r>
+              <w:rPr>
+                <w:rFonts w:cs="Times New Roman"/>
+                <w:sz w:val="26"/>
+                <w:szCs w:val="26"/>
+              </w:rPr>
+              <w:t>ký</w:t>
+            </w:r>
+            <w:proofErr w:type="spellEnd"/>
+            <w:r>
+              <w:rPr>
+                <w:rFonts w:cs="Times New Roman"/>
+                <w:sz w:val="26"/>
+                <w:szCs w:val="26"/>
+              </w:rPr>
+              <w:t xml:space="preserve"> </w:t>
+            </w:r>
+            <w:proofErr w:type="spellStart"/>
+            <w:r>
+              <w:rPr>
+                <w:rFonts w:cs="Times New Roman"/>
+                <w:sz w:val="26"/>
+                <w:szCs w:val="26"/>
+              </w:rPr>
+              <w:t>tự</w:t>
+            </w:r>
+            <w:proofErr w:type="spellEnd"/>
+            <w:r>
+              <w:rPr>
+                <w:rFonts w:cs="Times New Roman"/>
+                <w:sz w:val="26"/>
+                <w:szCs w:val="26"/>
+              </w:rPr>
+              <w:t xml:space="preserve"> </w:t>
+            </w:r>
+            <w:proofErr w:type="spellStart"/>
+            <w:r>
+              <w:rPr>
+                <w:rFonts w:cs="Times New Roman"/>
+                <w:sz w:val="26"/>
+                <w:szCs w:val="26"/>
+              </w:rPr>
+              <w:t>đặc</w:t>
+            </w:r>
+            <w:proofErr w:type="spellEnd"/>
+            <w:r>
+              <w:rPr>
+                <w:rFonts w:cs="Times New Roman"/>
+                <w:sz w:val="26"/>
+                <w:szCs w:val="26"/>
+              </w:rPr>
+              <w:t xml:space="preserve"> </w:t>
+            </w:r>
+            <w:proofErr w:type="spellStart"/>
+            <w:r>
+              <w:rPr>
+                <w:rFonts w:cs="Times New Roman"/>
+                <w:sz w:val="26"/>
+                <w:szCs w:val="26"/>
+              </w:rPr>
+              <w:t>biệt</w:t>
+            </w:r>
+            <w:proofErr w:type="spellEnd"/>
+            <w:r>
+              <w:rPr>
+                <w:rFonts w:cs="Times New Roman"/>
+                <w:sz w:val="26"/>
+                <w:szCs w:val="26"/>
+              </w:rPr>
+              <w:t xml:space="preserve"> (Sanitize Input). Tester </w:t>
+            </w:r>
+            <w:proofErr w:type="spellStart"/>
+            <w:r>
+              <w:rPr>
+                <w:rFonts w:cs="Times New Roman"/>
+                <w:sz w:val="26"/>
+                <w:szCs w:val="26"/>
+              </w:rPr>
+              <w:t>có</w:t>
+            </w:r>
+            <w:proofErr w:type="spellEnd"/>
+            <w:r>
+              <w:rPr>
+                <w:rFonts w:cs="Times New Roman"/>
+                <w:sz w:val="26"/>
+                <w:szCs w:val="26"/>
+              </w:rPr>
+              <w:t xml:space="preserve"> </w:t>
+            </w:r>
+            <w:proofErr w:type="spellStart"/>
+            <w:r>
+              <w:rPr>
+                <w:rFonts w:cs="Times New Roman"/>
+                <w:sz w:val="26"/>
+                <w:szCs w:val="26"/>
+              </w:rPr>
+              <w:t>thể</w:t>
+            </w:r>
+            <w:proofErr w:type="spellEnd"/>
+            <w:r>
+              <w:rPr>
+                <w:rFonts w:cs="Times New Roman"/>
+                <w:sz w:val="26"/>
+                <w:szCs w:val="26"/>
+              </w:rPr>
+              <w:t xml:space="preserve"> </w:t>
+            </w:r>
+            <w:proofErr w:type="spellStart"/>
+            <w:r>
+              <w:rPr>
+                <w:rFonts w:cs="Times New Roman"/>
+                <w:sz w:val="26"/>
+                <w:szCs w:val="26"/>
+              </w:rPr>
+              <w:t>chèn</w:t>
+            </w:r>
+            <w:proofErr w:type="spellEnd"/>
+            <w:r>
+              <w:rPr>
+                <w:rFonts w:cs="Times New Roman"/>
+                <w:sz w:val="26"/>
+                <w:szCs w:val="26"/>
+              </w:rPr>
+              <w:t xml:space="preserve"> </w:t>
+            </w:r>
+            <w:proofErr w:type="spellStart"/>
+            <w:r>
+              <w:rPr>
+                <w:rFonts w:cs="Times New Roman"/>
+                <w:sz w:val="26"/>
+                <w:szCs w:val="26"/>
+              </w:rPr>
+              <w:t>các</w:t>
+            </w:r>
+            <w:proofErr w:type="spellEnd"/>
+            <w:r>
+              <w:rPr>
+                <w:rFonts w:cs="Times New Roman"/>
+                <w:sz w:val="26"/>
+                <w:szCs w:val="26"/>
+              </w:rPr>
+              <w:t xml:space="preserve"> </w:t>
+            </w:r>
+            <w:proofErr w:type="spellStart"/>
+            <w:r>
+              <w:rPr>
+                <w:rFonts w:cs="Times New Roman"/>
+                <w:sz w:val="26"/>
+                <w:szCs w:val="26"/>
+              </w:rPr>
+              <w:t>đoạn</w:t>
+            </w:r>
+            <w:proofErr w:type="spellEnd"/>
+            <w:r>
+              <w:rPr>
+                <w:rFonts w:cs="Times New Roman"/>
+                <w:sz w:val="26"/>
+                <w:szCs w:val="26"/>
+              </w:rPr>
+              <w:t xml:space="preserve"> </w:t>
+            </w:r>
+            <w:proofErr w:type="spellStart"/>
+            <w:r>
+              <w:rPr>
+                <w:rFonts w:cs="Times New Roman"/>
+                <w:sz w:val="26"/>
+                <w:szCs w:val="26"/>
+              </w:rPr>
+              <w:t>mã</w:t>
+            </w:r>
+            <w:proofErr w:type="spellEnd"/>
+            <w:r>
+              <w:rPr>
+                <w:rFonts w:cs="Times New Roman"/>
+                <w:sz w:val="26"/>
+                <w:szCs w:val="26"/>
+              </w:rPr>
+              <w:t xml:space="preserve"> JavaScript </w:t>
+            </w:r>
+            <w:proofErr w:type="spellStart"/>
+            <w:r>
+              <w:rPr>
+                <w:rFonts w:cs="Times New Roman"/>
+                <w:sz w:val="26"/>
+                <w:szCs w:val="26"/>
+              </w:rPr>
+              <w:t>nguy</w:t>
+            </w:r>
+            <w:proofErr w:type="spellEnd"/>
+            <w:r>
+              <w:rPr>
+                <w:rFonts w:cs="Times New Roman"/>
+                <w:sz w:val="26"/>
+                <w:szCs w:val="26"/>
+              </w:rPr>
+              <w:t xml:space="preserve"> </w:t>
+            </w:r>
+            <w:proofErr w:type="spellStart"/>
+            <w:r>
+              <w:rPr>
+                <w:rFonts w:cs="Times New Roman"/>
+                <w:sz w:val="26"/>
+                <w:szCs w:val="26"/>
+              </w:rPr>
+              <w:t>hiểm</w:t>
+            </w:r>
+            <w:proofErr w:type="spellEnd"/>
+            <w:r>
+              <w:rPr>
+                <w:rFonts w:cs="Times New Roman"/>
+                <w:sz w:val="26"/>
+                <w:szCs w:val="26"/>
+              </w:rPr>
+              <w:t xml:space="preserve"> </w:t>
+            </w:r>
+            <w:proofErr w:type="spellStart"/>
+            <w:r>
+              <w:rPr>
+                <w:rFonts w:cs="Times New Roman"/>
+                <w:sz w:val="26"/>
+                <w:szCs w:val="26"/>
+              </w:rPr>
+              <w:t>vào</w:t>
+            </w:r>
+            <w:proofErr w:type="spellEnd"/>
+            <w:r>
+              <w:rPr>
+                <w:rFonts w:cs="Times New Roman"/>
+                <w:sz w:val="26"/>
+                <w:szCs w:val="26"/>
+              </w:rPr>
+              <w:t xml:space="preserve"> </w:t>
+            </w:r>
+            <w:proofErr w:type="spellStart"/>
+            <w:r>
+              <w:rPr>
+                <w:rFonts w:cs="Times New Roman"/>
+                <w:sz w:val="26"/>
+                <w:szCs w:val="26"/>
+              </w:rPr>
+              <w:t>trường</w:t>
+            </w:r>
+            <w:proofErr w:type="spellEnd"/>
+            <w:r>
+              <w:rPr>
+                <w:rFonts w:cs="Times New Roman"/>
+                <w:sz w:val="26"/>
+                <w:szCs w:val="26"/>
+              </w:rPr>
+              <w:t xml:space="preserve"> Title.</w:t>
+            </w:r>
+          </w:p>
+        </w:tc>
+      </w:tr>
+      <w:tr>
+        <w:tc>
+          <w:tcPr>
+            <w:tcW w:w="4320" w:type="dxa"/>
+            <w:hideMark/>
+          </w:tcPr>
+          <w:p>
+            <w:pPr>
+              <w:spacing w:after="160" w:line="360" w:lineRule="auto"/>
+              <w:rPr>
+                <w:rFonts w:cs="Times New Roman"/>
+                <w:sz w:val="26"/>
+                <w:szCs w:val="26"/>
+              </w:rPr>
+            </w:pPr>
+            <w:r>
+              <w:rPr>
+                <w:rFonts w:cs="Times New Roman"/>
+                <w:b/>
+                <w:sz w:val="26"/>
+                <w:szCs w:val="26"/>
+              </w:rPr>
+              <w:t xml:space="preserve">Các </w:t>
+            </w:r>
+            <w:proofErr w:type="spellStart"/>
+            <w:r>
+              <w:rPr>
+                <w:rFonts w:cs="Times New Roman"/>
+                <w:b/>
+                <w:sz w:val="26"/>
+                <w:szCs w:val="26"/>
+              </w:rPr>
+              <w:t>bước</w:t>
+            </w:r>
+            <w:proofErr w:type="spellEnd"/>
+            <w:r>
+              <w:rPr>
+                <w:rFonts w:cs="Times New Roman"/>
+                <w:b/>
+                <w:sz w:val="26"/>
+                <w:szCs w:val="26"/>
+              </w:rPr>
+              <w:t xml:space="preserve"> </w:t>
+            </w:r>
+            <w:proofErr w:type="spellStart"/>
+            <w:r>
+              <w:rPr>
+                <w:rFonts w:cs="Times New Roman"/>
+                <w:b/>
+                <w:sz w:val="26"/>
+                <w:szCs w:val="26"/>
+              </w:rPr>
+              <w:t>tái</w:t>
+            </w:r>
+            <w:proofErr w:type="spellEnd"/>
+            <w:r>
+              <w:rPr>
+                <w:rFonts w:cs="Times New Roman"/>
+                <w:b/>
+                <w:sz w:val="26"/>
+                <w:szCs w:val="26"/>
+              </w:rPr>
+              <w:t xml:space="preserve"> </w:t>
+            </w:r>
+            <w:proofErr w:type="spellStart"/>
+            <w:r>
+              <w:rPr>
+                <w:rFonts w:cs="Times New Roman"/>
+                <w:b/>
+                <w:sz w:val="26"/>
+                <w:szCs w:val="26"/>
+              </w:rPr>
+              <w:t>hiện</w:t>
+            </w:r>
+            <w:proofErr w:type="spellEnd"/>
+            <w:r>
+              <w:rPr>
+                <w:rFonts w:cs="Times New Roman"/>
+                <w:b/>
+                <w:sz w:val="26"/>
+                <w:szCs w:val="26"/>
+              </w:rPr>
+              <w:t>:</w:t>
+            </w:r>
+          </w:p>
+        </w:tc>
+        <w:tc>
+          <w:tcPr>
+            <w:tcW w:w="4320" w:type="dxa"/>
+            <w:hideMark/>
+          </w:tcPr>
+          <w:p>
+            <w:pPr>
+              <w:spacing w:after="160" w:line="360" w:lineRule="auto"/>
+              <w:jc w:val="both"/>
+              <w:rPr>
+                <w:rFonts w:cs="Times New Roman"/>
+                <w:sz w:val="26"/>
+                <w:szCs w:val="26"/>
+              </w:rPr>
+            </w:pPr>
+            <w:r>
+              <w:rPr>
+                <w:rFonts w:cs="Times New Roman"/>
+                <w:sz w:val="26"/>
+                <w:szCs w:val="26"/>
+              </w:rPr>
+              <w:t xml:space="preserve">1. </w:t>
+            </w:r>
+            <w:proofErr w:type="spellStart"/>
+            <w:r>
+              <w:rPr>
+                <w:rFonts w:cs="Times New Roman"/>
+                <w:sz w:val="26"/>
+                <w:szCs w:val="26"/>
+              </w:rPr>
+              <w:t>Mở</w:t>
+            </w:r>
+            <w:proofErr w:type="spellEnd"/>
+            <w:r>
+              <w:rPr>
+                <w:rFonts w:cs="Times New Roman"/>
+                <w:sz w:val="26"/>
+                <w:szCs w:val="26"/>
+              </w:rPr>
+              <w:t xml:space="preserve"> Form Job Title.</w:t>
+            </w:r>
+          </w:p>
+          <w:p>
+            <w:pPr>
+              <w:spacing w:after="160" w:line="360" w:lineRule="auto"/>
+              <w:jc w:val="both"/>
+              <w:rPr>
+                <w:rFonts w:cs="Times New Roman"/>
+                <w:sz w:val="26"/>
+                <w:szCs w:val="26"/>
+              </w:rPr>
+            </w:pPr>
+            <w:r>
+              <w:rPr>
+                <w:rFonts w:cs="Times New Roman"/>
+                <w:sz w:val="26"/>
+                <w:szCs w:val="26"/>
+              </w:rPr>
+              <w:t xml:space="preserve">2. </w:t>
+            </w:r>
+            <w:proofErr w:type="spellStart"/>
+            <w:r>
+              <w:rPr>
+                <w:rFonts w:cs="Times New Roman"/>
+                <w:sz w:val="26"/>
+                <w:szCs w:val="26"/>
+              </w:rPr>
+              <w:t>Nhập</w:t>
+            </w:r>
+            <w:proofErr w:type="spellEnd"/>
+            <w:r>
+              <w:rPr>
+                <w:rFonts w:cs="Times New Roman"/>
+                <w:sz w:val="26"/>
+                <w:szCs w:val="26"/>
+              </w:rPr>
+              <w:t xml:space="preserve"> Title = "&lt;script&gt;alert(1)&lt;/script&gt;".</w:t>
+            </w:r>
+          </w:p>
+          <w:p>
+            <w:pPr>
+              <w:spacing w:after="160" w:line="360" w:lineRule="auto"/>
+              <w:jc w:val="both"/>
+              <w:rPr>
+                <w:rFonts w:cs="Times New Roman"/>
+                <w:sz w:val="26"/>
+                <w:szCs w:val="26"/>
+              </w:rPr>
+            </w:pPr>
+            <w:r>
+              <w:rPr>
+                <w:rFonts w:cs="Times New Roman"/>
+                <w:sz w:val="26"/>
+                <w:szCs w:val="26"/>
+              </w:rPr>
+              <w:t xml:space="preserve">3. </w:t>
+            </w:r>
+            <w:proofErr w:type="spellStart"/>
+            <w:r>
+              <w:rPr>
+                <w:rFonts w:cs="Times New Roman"/>
+                <w:sz w:val="26"/>
+                <w:szCs w:val="26"/>
+              </w:rPr>
+              <w:t>Nhấn</w:t>
+            </w:r>
+            <w:proofErr w:type="spellEnd"/>
+            <w:r>
+              <w:rPr>
+                <w:rFonts w:cs="Times New Roman"/>
+                <w:sz w:val="26"/>
+                <w:szCs w:val="26"/>
+              </w:rPr>
+              <w:t xml:space="preserve"> Save.</w:t>
+            </w:r>
+          </w:p>
+        </w:tc>
+      </w:tr>
+      <w:tr>
+        <w:tc>
+          <w:tcPr>
+            <w:tcW w:w="4320" w:type="dxa"/>
+            <w:hideMark/>
+          </w:tcPr>
+          <w:p>
+            <w:pPr>
+              <w:spacing w:after="160" w:line="360" w:lineRule="auto"/>
+              <w:rPr>
+                <w:rFonts w:cs="Times New Roman"/>
+                <w:sz w:val="26"/>
+                <w:szCs w:val="26"/>
+              </w:rPr>
+            </w:pPr>
+            <w:proofErr w:type="spellStart"/>
+            <w:r>
+              <w:rPr>
+                <w:rFonts w:cs="Times New Roman"/>
+                <w:b/>
+                <w:sz w:val="26"/>
+                <w:szCs w:val="26"/>
+              </w:rPr>
+              <w:t>Kết</w:t>
+            </w:r>
+            <w:proofErr w:type="spellEnd"/>
+            <w:r>
+              <w:rPr>
+                <w:rFonts w:cs="Times New Roman"/>
+                <w:b/>
+                <w:sz w:val="26"/>
+                <w:szCs w:val="26"/>
+              </w:rPr>
+              <w:t xml:space="preserve"> </w:t>
+            </w:r>
+            <w:proofErr w:type="spellStart"/>
+            <w:r>
+              <w:rPr>
+                <w:rFonts w:cs="Times New Roman"/>
+                <w:b/>
+                <w:sz w:val="26"/>
+                <w:szCs w:val="26"/>
+              </w:rPr>
+              <w:t>quả</w:t>
+            </w:r>
+            <w:proofErr w:type="spellEnd"/>
+            <w:r>
+              <w:rPr>
+                <w:rFonts w:cs="Times New Roman"/>
+                <w:b/>
+                <w:sz w:val="26"/>
+                <w:szCs w:val="26"/>
+              </w:rPr>
+              <w:t xml:space="preserve"> </w:t>
+            </w:r>
+            <w:proofErr w:type="spellStart"/>
+            <w:r>
+              <w:rPr>
+                <w:rFonts w:cs="Times New Roman"/>
+                <w:b/>
+                <w:sz w:val="26"/>
+                <w:szCs w:val="26"/>
+              </w:rPr>
+              <w:t>thực</w:t>
+            </w:r>
+            <w:proofErr w:type="spellEnd"/>
+            <w:r>
+              <w:rPr>
+                <w:rFonts w:cs="Times New Roman"/>
+                <w:b/>
+                <w:sz w:val="26"/>
+                <w:szCs w:val="26"/>
+              </w:rPr>
+              <w:t xml:space="preserve"> </w:t>
+            </w:r>
+            <w:proofErr w:type="spellStart"/>
+            <w:r>
+              <w:rPr>
+                <w:rFonts w:cs="Times New Roman"/>
+                <w:b/>
+                <w:sz w:val="26"/>
+                <w:szCs w:val="26"/>
+              </w:rPr>
+              <w:t>tế</w:t>
+            </w:r>
+            <w:proofErr w:type="spellEnd"/>
+            <w:r>
+              <w:rPr>
+                <w:rFonts w:cs="Times New Roman"/>
+                <w:b/>
+                <w:sz w:val="26"/>
+                <w:szCs w:val="26"/>
+              </w:rPr>
+              <w:t>:</w:t>
+            </w:r>
+          </w:p>
+        </w:tc>
+        <w:tc>
+          <w:tcPr>
+            <w:tcW w:w="4320" w:type="dxa"/>
+            <w:hideMark/>
+          </w:tcPr>
+          <w:p>
+            <w:pPr>
+              <w:spacing w:after="160" w:line="360" w:lineRule="auto"/>
+              <w:jc w:val="both"/>
+              <w:rPr>
+                <w:rFonts w:cs="Times New Roman"/>
+                <w:sz w:val="26"/>
+                <w:szCs w:val="26"/>
+              </w:rPr>
+            </w:pPr>
+            <w:proofErr w:type="spellStart"/>
+            <w:r>
+              <w:rPr>
+                <w:rFonts w:cs="Times New Roman"/>
+                <w:sz w:val="26"/>
+                <w:szCs w:val="26"/>
+              </w:rPr>
+              <w:t>Hệ</w:t>
+            </w:r>
+            <w:proofErr w:type="spellEnd"/>
+            <w:r>
+              <w:rPr>
+                <w:rFonts w:cs="Times New Roman"/>
+                <w:sz w:val="26"/>
+                <w:szCs w:val="26"/>
+              </w:rPr>
+              <w:t xml:space="preserve"> </w:t>
+            </w:r>
+            <w:proofErr w:type="spellStart"/>
+            <w:r>
+              <w:rPr>
+                <w:rFonts w:cs="Times New Roman"/>
+                <w:sz w:val="26"/>
+                <w:szCs w:val="26"/>
+              </w:rPr>
+              <w:t>thống</w:t>
+            </w:r>
+            <w:proofErr w:type="spellEnd"/>
+            <w:r>
+              <w:rPr>
+                <w:rFonts w:cs="Times New Roman"/>
+                <w:sz w:val="26"/>
+                <w:szCs w:val="26"/>
+              </w:rPr>
+              <w:t xml:space="preserve"> </w:t>
+            </w:r>
+            <w:proofErr w:type="spellStart"/>
+            <w:r>
+              <w:rPr>
+                <w:rFonts w:cs="Times New Roman"/>
+                <w:sz w:val="26"/>
+                <w:szCs w:val="26"/>
+              </w:rPr>
+              <w:t>thông</w:t>
+            </w:r>
+            <w:proofErr w:type="spellEnd"/>
+            <w:r>
+              <w:rPr>
+                <w:rFonts w:cs="Times New Roman"/>
+                <w:sz w:val="26"/>
+                <w:szCs w:val="26"/>
+              </w:rPr>
+              <w:t xml:space="preserve"> </w:t>
+            </w:r>
+            <w:proofErr w:type="spellStart"/>
+            <w:r>
+              <w:rPr>
+                <w:rFonts w:cs="Times New Roman"/>
+                <w:sz w:val="26"/>
+                <w:szCs w:val="26"/>
+              </w:rPr>
+              <w:t>báo</w:t>
+            </w:r>
+            <w:proofErr w:type="spellEnd"/>
+            <w:r>
+              <w:rPr>
+                <w:rFonts w:cs="Times New Roman"/>
+                <w:sz w:val="26"/>
+                <w:szCs w:val="26"/>
+              </w:rPr>
+              <w:t xml:space="preserve"> "Saved successfully". </w:t>
+            </w:r>
+            <w:proofErr w:type="spellStart"/>
+            <w:r>
+              <w:rPr>
+                <w:rFonts w:cs="Times New Roman"/>
+                <w:sz w:val="26"/>
+                <w:szCs w:val="26"/>
+              </w:rPr>
+              <w:t>Mã</w:t>
+            </w:r>
+            <w:proofErr w:type="spellEnd"/>
+            <w:r>
+              <w:rPr>
+                <w:rFonts w:cs="Times New Roman"/>
+                <w:sz w:val="26"/>
+                <w:szCs w:val="26"/>
+              </w:rPr>
+              <w:t xml:space="preserve"> </w:t>
+            </w:r>
+            <w:proofErr w:type="spellStart"/>
+            <w:r>
+              <w:rPr>
+                <w:rFonts w:cs="Times New Roman"/>
+                <w:sz w:val="26"/>
+                <w:szCs w:val="26"/>
+              </w:rPr>
+              <w:t>độc</w:t>
+            </w:r>
+            <w:proofErr w:type="spellEnd"/>
+            <w:r>
+              <w:rPr>
+                <w:rFonts w:cs="Times New Roman"/>
+                <w:sz w:val="26"/>
+                <w:szCs w:val="26"/>
+              </w:rPr>
+              <w:t xml:space="preserve"> </w:t>
+            </w:r>
+            <w:proofErr w:type="spellStart"/>
+            <w:r>
+              <w:rPr>
+                <w:rFonts w:cs="Times New Roman"/>
+                <w:sz w:val="26"/>
+                <w:szCs w:val="26"/>
+              </w:rPr>
+              <w:t>được</w:t>
+            </w:r>
+            <w:proofErr w:type="spellEnd"/>
+            <w:r>
+              <w:rPr>
+                <w:rFonts w:cs="Times New Roman"/>
+                <w:sz w:val="26"/>
+                <w:szCs w:val="26"/>
+              </w:rPr>
+              <w:t xml:space="preserve"> </w:t>
+            </w:r>
+            <w:proofErr w:type="spellStart"/>
+            <w:r>
+              <w:rPr>
+                <w:rFonts w:cs="Times New Roman"/>
+                <w:sz w:val="26"/>
+                <w:szCs w:val="26"/>
+              </w:rPr>
+              <w:t>lưu</w:t>
+            </w:r>
+            <w:proofErr w:type="spellEnd"/>
+            <w:r>
+              <w:rPr>
+                <w:rFonts w:cs="Times New Roman"/>
+                <w:sz w:val="26"/>
+                <w:szCs w:val="26"/>
+              </w:rPr>
+              <w:t xml:space="preserve"> </w:t>
+            </w:r>
+            <w:proofErr w:type="spellStart"/>
+            <w:r>
+              <w:rPr>
+                <w:rFonts w:cs="Times New Roman"/>
+                <w:sz w:val="26"/>
+                <w:szCs w:val="26"/>
+              </w:rPr>
+              <w:t>vào</w:t>
+            </w:r>
+            <w:proofErr w:type="spellEnd"/>
+            <w:r>
+              <w:rPr>
+                <w:rFonts w:cs="Times New Roman"/>
+                <w:sz w:val="26"/>
+                <w:szCs w:val="26"/>
+              </w:rPr>
+              <w:t xml:space="preserve"> Database.</w:t>
+            </w:r>
+          </w:p>
+        </w:tc>
+      </w:tr>
+      <w:tr>
+        <w:tc>
+          <w:tcPr>
+            <w:tcW w:w="4320" w:type="dxa"/>
+            <w:hideMark/>
+          </w:tcPr>
+          <w:p>
+            <w:pPr>
+              <w:spacing w:after="160" w:line="360" w:lineRule="auto"/>
+              <w:rPr>
+                <w:rFonts w:cs="Times New Roman"/>
+                <w:sz w:val="26"/>
+                <w:szCs w:val="26"/>
+              </w:rPr>
+            </w:pPr>
+            <w:proofErr w:type="spellStart"/>
+            <w:r>
+              <w:rPr>
+                <w:rFonts w:cs="Times New Roman"/>
+                <w:b/>
+                <w:sz w:val="26"/>
+                <w:szCs w:val="26"/>
+              </w:rPr>
+              <w:lastRenderedPageBreak/>
+              <w:t>Kết</w:t>
+            </w:r>
+            <w:proofErr w:type="spellEnd"/>
+            <w:r>
+              <w:rPr>
+                <w:rFonts w:cs="Times New Roman"/>
+                <w:b/>
+                <w:sz w:val="26"/>
+                <w:szCs w:val="26"/>
+              </w:rPr>
+              <w:t xml:space="preserve"> </w:t>
+            </w:r>
+            <w:proofErr w:type="spellStart"/>
+            <w:r>
+              <w:rPr>
+                <w:rFonts w:cs="Times New Roman"/>
+                <w:b/>
+                <w:sz w:val="26"/>
+                <w:szCs w:val="26"/>
+              </w:rPr>
+              <w:t>quả</w:t>
+            </w:r>
+            <w:proofErr w:type="spellEnd"/>
+            <w:r>
+              <w:rPr>
+                <w:rFonts w:cs="Times New Roman"/>
+                <w:b/>
+                <w:sz w:val="26"/>
+                <w:szCs w:val="26"/>
+              </w:rPr>
+              <w:t xml:space="preserve"> </w:t>
+            </w:r>
+            <w:proofErr w:type="spellStart"/>
+            <w:r>
+              <w:rPr>
+                <w:rFonts w:cs="Times New Roman"/>
+                <w:b/>
+                <w:sz w:val="26"/>
+                <w:szCs w:val="26"/>
+              </w:rPr>
+              <w:t>mong</w:t>
+            </w:r>
+            <w:proofErr w:type="spellEnd"/>
+            <w:r>
+              <w:rPr>
+                <w:rFonts w:cs="Times New Roman"/>
+                <w:b/>
+                <w:sz w:val="26"/>
+                <w:szCs w:val="26"/>
+              </w:rPr>
+              <w:t xml:space="preserve"> </w:t>
+            </w:r>
+            <w:proofErr w:type="spellStart"/>
+            <w:r>
+              <w:rPr>
+                <w:rFonts w:cs="Times New Roman"/>
+                <w:b/>
+                <w:sz w:val="26"/>
+                <w:szCs w:val="26"/>
+              </w:rPr>
+              <w:t>đợi</w:t>
+            </w:r>
+            <w:proofErr w:type="spellEnd"/>
+            <w:r>
+              <w:rPr>
+                <w:rFonts w:cs="Times New Roman"/>
+                <w:b/>
+                <w:sz w:val="26"/>
+                <w:szCs w:val="26"/>
+              </w:rPr>
+              <w:t>:</w:t>
+            </w:r>
+          </w:p>
+        </w:tc>
+        <w:tc>
+          <w:tcPr>
+            <w:tcW w:w="4320" w:type="dxa"/>
+            <w:hideMark/>
+          </w:tcPr>
+          <w:p>
+            <w:pPr>
+              <w:spacing w:after="160" w:line="360" w:lineRule="auto"/>
+              <w:jc w:val="both"/>
+              <w:rPr>
+                <w:rFonts w:cs="Times New Roman"/>
+                <w:sz w:val="26"/>
+                <w:szCs w:val="26"/>
+              </w:rPr>
+            </w:pPr>
+            <w:proofErr w:type="spellStart"/>
+            <w:r>
+              <w:rPr>
+                <w:rFonts w:cs="Times New Roman"/>
+                <w:sz w:val="26"/>
+                <w:szCs w:val="26"/>
+              </w:rPr>
+              <w:t>Hệ</w:t>
+            </w:r>
+            <w:proofErr w:type="spellEnd"/>
+            <w:r>
+              <w:rPr>
+                <w:rFonts w:cs="Times New Roman"/>
+                <w:sz w:val="26"/>
+                <w:szCs w:val="26"/>
+              </w:rPr>
+              <w:t xml:space="preserve"> </w:t>
+            </w:r>
+            <w:proofErr w:type="spellStart"/>
+            <w:r>
+              <w:rPr>
+                <w:rFonts w:cs="Times New Roman"/>
+                <w:sz w:val="26"/>
+                <w:szCs w:val="26"/>
+              </w:rPr>
+              <w:t>thống</w:t>
+            </w:r>
+            <w:proofErr w:type="spellEnd"/>
+            <w:r>
+              <w:rPr>
+                <w:rFonts w:cs="Times New Roman"/>
+                <w:sz w:val="26"/>
+                <w:szCs w:val="26"/>
+              </w:rPr>
+              <w:t xml:space="preserve"> </w:t>
+            </w:r>
+            <w:proofErr w:type="spellStart"/>
+            <w:r>
+              <w:rPr>
+                <w:rFonts w:cs="Times New Roman"/>
+                <w:sz w:val="26"/>
+                <w:szCs w:val="26"/>
+              </w:rPr>
+              <w:t>phải</w:t>
+            </w:r>
+            <w:proofErr w:type="spellEnd"/>
+            <w:r>
+              <w:rPr>
+                <w:rFonts w:cs="Times New Roman"/>
+                <w:sz w:val="26"/>
+                <w:szCs w:val="26"/>
+              </w:rPr>
+              <w:t xml:space="preserve"> </w:t>
+            </w:r>
+            <w:proofErr w:type="spellStart"/>
+            <w:r>
+              <w:rPr>
+                <w:rFonts w:cs="Times New Roman"/>
+                <w:sz w:val="26"/>
+                <w:szCs w:val="26"/>
+              </w:rPr>
+              <w:t>báo</w:t>
+            </w:r>
+            <w:proofErr w:type="spellEnd"/>
+            <w:r>
+              <w:rPr>
+                <w:rFonts w:cs="Times New Roman"/>
+                <w:sz w:val="26"/>
+                <w:szCs w:val="26"/>
+              </w:rPr>
+              <w:t xml:space="preserve"> </w:t>
+            </w:r>
+            <w:proofErr w:type="spellStart"/>
+            <w:r>
+              <w:rPr>
+                <w:rFonts w:cs="Times New Roman"/>
+                <w:sz w:val="26"/>
+                <w:szCs w:val="26"/>
+              </w:rPr>
+              <w:t>lỗi</w:t>
+            </w:r>
+            <w:proofErr w:type="spellEnd"/>
+            <w:r>
+              <w:rPr>
+                <w:rFonts w:cs="Times New Roman"/>
+                <w:sz w:val="26"/>
+                <w:szCs w:val="26"/>
+              </w:rPr>
+              <w:t xml:space="preserve"> "Invalid characters" </w:t>
+            </w:r>
+            <w:proofErr w:type="spellStart"/>
+            <w:r>
+              <w:rPr>
+                <w:rFonts w:cs="Times New Roman"/>
+                <w:sz w:val="26"/>
+                <w:szCs w:val="26"/>
+              </w:rPr>
+              <w:t>hoặc</w:t>
+            </w:r>
+            <w:proofErr w:type="spellEnd"/>
+            <w:r>
+              <w:rPr>
+                <w:rFonts w:cs="Times New Roman"/>
+                <w:sz w:val="26"/>
+                <w:szCs w:val="26"/>
+              </w:rPr>
+              <w:t xml:space="preserve"> </w:t>
+            </w:r>
+            <w:proofErr w:type="spellStart"/>
+            <w:r>
+              <w:rPr>
+                <w:rFonts w:cs="Times New Roman"/>
+                <w:sz w:val="26"/>
+                <w:szCs w:val="26"/>
+              </w:rPr>
+              <w:t>tự</w:t>
+            </w:r>
+            <w:proofErr w:type="spellEnd"/>
+            <w:r>
+              <w:rPr>
+                <w:rFonts w:cs="Times New Roman"/>
+                <w:sz w:val="26"/>
+                <w:szCs w:val="26"/>
+              </w:rPr>
+              <w:t xml:space="preserve"> </w:t>
+            </w:r>
+            <w:proofErr w:type="spellStart"/>
+            <w:r>
+              <w:rPr>
+                <w:rFonts w:cs="Times New Roman"/>
+                <w:sz w:val="26"/>
+                <w:szCs w:val="26"/>
+              </w:rPr>
+              <w:t>động</w:t>
+            </w:r>
+            <w:proofErr w:type="spellEnd"/>
+            <w:r>
+              <w:rPr>
+                <w:rFonts w:cs="Times New Roman"/>
+                <w:sz w:val="26"/>
+                <w:szCs w:val="26"/>
+              </w:rPr>
+              <w:t xml:space="preserve"> </w:t>
+            </w:r>
+            <w:proofErr w:type="spellStart"/>
+            <w:r>
+              <w:rPr>
+                <w:rFonts w:cs="Times New Roman"/>
+                <w:sz w:val="26"/>
+                <w:szCs w:val="26"/>
+              </w:rPr>
+              <w:t>loại</w:t>
+            </w:r>
+            <w:proofErr w:type="spellEnd"/>
+            <w:r>
+              <w:rPr>
+                <w:rFonts w:cs="Times New Roman"/>
+                <w:sz w:val="26"/>
+                <w:szCs w:val="26"/>
+              </w:rPr>
+              <w:t xml:space="preserve"> </w:t>
+            </w:r>
+            <w:proofErr w:type="spellStart"/>
+            <w:r>
+              <w:rPr>
+                <w:rFonts w:cs="Times New Roman"/>
+                <w:sz w:val="26"/>
+                <w:szCs w:val="26"/>
+              </w:rPr>
+              <w:t>bỏ</w:t>
+            </w:r>
+            <w:proofErr w:type="spellEnd"/>
+            <w:r>
+              <w:rPr>
+                <w:rFonts w:cs="Times New Roman"/>
+                <w:sz w:val="26"/>
+                <w:szCs w:val="26"/>
+              </w:rPr>
+              <w:t xml:space="preserve"> </w:t>
+            </w:r>
+            <w:proofErr w:type="spellStart"/>
+            <w:r>
+              <w:rPr>
+                <w:rFonts w:cs="Times New Roman"/>
+                <w:sz w:val="26"/>
+                <w:szCs w:val="26"/>
+              </w:rPr>
+              <w:t>thẻ</w:t>
+            </w:r>
+            <w:proofErr w:type="spellEnd"/>
+            <w:r>
+              <w:rPr>
+                <w:rFonts w:cs="Times New Roman"/>
+                <w:sz w:val="26"/>
+                <w:szCs w:val="26"/>
+              </w:rPr>
+              <w:t xml:space="preserve"> script.</w:t>
+            </w:r>
+          </w:p>
+        </w:tc>
+      </w:tr>
+    </w:tbl>
     <w:p>
       <w:pPr>
         <w:spacing w:line="360" w:lineRule="auto"/>
@@ -832,17 +2237,26 @@
           <w:szCs w:val="26"/>
         </w:rPr>
       </w:pPr>
-      <w:r>
+    </w:p>
+    <w:p>
+      <w:pPr>
+        <w:spacing w:line="360" w:lineRule="auto"/>
+        <w:jc w:val="center"/>
         <w:rPr>
           <w:rFonts w:cs="Times New Roman"/>
           <w:sz w:val="26"/>
           <w:szCs w:val="26"/>
         </w:rPr>
+      </w:pPr>
+      <w:r>
+        <w:rPr>
+          <w:noProof/>
+        </w:rPr>
         <w:drawing>
-          <wp:inline distT="0" distB="0" distL="0" distR="0" wp14:anchorId="5555051D" wp14:editId="0A7C0212">
-            <wp:extent cx="5943600" cy="2275205"/>
+          <wp:inline distT="0" distB="0" distL="0" distR="0" wp14:anchorId="2ADBA53E" wp14:editId="6DF420BE">
+            <wp:extent cx="5943600" cy="1474470"/>
             <wp:effectExtent l="0" t="0" r="0" b="0"/>
-            <wp:docPr id="1333569840" name="Picture 1"/>
+            <wp:docPr id="2011593514" name="Picture 1"/>
             <wp:cNvGraphicFramePr>
               <a:graphicFrameLocks xmlns:a="http://schemas.openxmlformats.org/drawingml/2006/main" noChangeAspect="1"/>
             </wp:cNvGraphicFramePr>
@@ -850,7 +2264,7 @@
               <a:graphicData uri="http://schemas.openxmlformats.org/drawingml/2006/picture">
                 <pic:pic xmlns:pic="http://schemas.openxmlformats.org/drawingml/2006/picture">
                   <pic:nvPicPr>
-                    <pic:cNvPr id="1333569840" name=""/>
+                    <pic:cNvPr id="2011593514" name=""/>
                     <pic:cNvPicPr/>
                   </pic:nvPicPr>
                   <pic:blipFill>
@@ -862,7 +2276,7 @@
                   <pic:spPr>
                     <a:xfrm>
                       <a:off x="0" y="0"/>
-                      <a:ext cx="5943600" cy="2275205"/>
+                      <a:ext cx="5943600" cy="1474470"/>
                     </a:xfrm>
                     <a:prstGeom prst="rect">
                       <a:avLst/>
@@ -878,6 +2292,2298 @@
     <w:p>
       <w:pPr>
         <w:spacing w:line="360" w:lineRule="auto"/>
+        <w:rPr>
+          <w:rFonts w:cs="Times New Roman"/>
+          <w:b/>
+          <w:bCs/>
+          <w:sz w:val="26"/>
+          <w:szCs w:val="26"/>
+        </w:rPr>
+      </w:pPr>
+      <w:r>
+        <w:rPr>
+          <w:rFonts w:cs="Times New Roman"/>
+          <w:b/>
+          <w:bCs/>
+          <w:sz w:val="26"/>
+          <w:szCs w:val="26"/>
+        </w:rPr>
+        <w:t>LỖI SỐ 2: BÀI 6 - MẬT KHẨU QUÁ YẾU</w:t>
+      </w:r>
+    </w:p>
+    <w:tbl>
+      <w:tblPr>
+        <w:tblStyle w:val="TableGrid"/>
+        <w:tblW w:w="0" w:type="auto"/>
+        <w:tblLook w:val="04A0" w:firstRow="1" w:lastRow="0" w:firstColumn="1" w:lastColumn="0" w:noHBand="0" w:noVBand="1"/>
+      </w:tblPr>
+      <w:tblGrid>
+        <w:gridCol w:w="4320"/>
+        <w:gridCol w:w="4320"/>
+      </w:tblGrid>
+      <w:tr>
+        <w:tc>
+          <w:tcPr>
+            <w:tcW w:w="4320" w:type="dxa"/>
+            <w:tcBorders>
+              <w:top w:val="single" w:sz="4" w:space="0" w:color="auto"/>
+              <w:left w:val="single" w:sz="4" w:space="0" w:color="auto"/>
+              <w:bottom w:val="single" w:sz="4" w:space="0" w:color="auto"/>
+              <w:right w:val="single" w:sz="4" w:space="0" w:color="auto"/>
+            </w:tcBorders>
+            <w:hideMark/>
+          </w:tcPr>
+          <w:p>
+            <w:pPr>
+              <w:spacing w:after="160" w:line="360" w:lineRule="auto"/>
+              <w:rPr>
+                <w:rFonts w:cs="Times New Roman"/>
+                <w:sz w:val="26"/>
+                <w:szCs w:val="26"/>
+              </w:rPr>
+            </w:pPr>
+            <w:r>
+              <w:rPr>
+                <w:rFonts w:cs="Times New Roman"/>
+                <w:b/>
+                <w:sz w:val="26"/>
+                <w:szCs w:val="26"/>
+              </w:rPr>
+              <w:t xml:space="preserve">ID </w:t>
+            </w:r>
+            <w:proofErr w:type="spellStart"/>
+            <w:r>
+              <w:rPr>
+                <w:rFonts w:cs="Times New Roman"/>
+                <w:b/>
+                <w:sz w:val="26"/>
+                <w:szCs w:val="26"/>
+              </w:rPr>
+              <w:t>Lỗi</w:t>
+            </w:r>
+            <w:proofErr w:type="spellEnd"/>
+            <w:r>
+              <w:rPr>
+                <w:rFonts w:cs="Times New Roman"/>
+                <w:b/>
+                <w:sz w:val="26"/>
+                <w:szCs w:val="26"/>
+              </w:rPr>
+              <w:t>:</w:t>
+            </w:r>
+          </w:p>
+        </w:tc>
+        <w:tc>
+          <w:tcPr>
+            <w:tcW w:w="4320" w:type="dxa"/>
+            <w:tcBorders>
+              <w:top w:val="single" w:sz="4" w:space="0" w:color="auto"/>
+              <w:left w:val="single" w:sz="4" w:space="0" w:color="auto"/>
+              <w:bottom w:val="single" w:sz="4" w:space="0" w:color="auto"/>
+              <w:right w:val="single" w:sz="4" w:space="0" w:color="auto"/>
+            </w:tcBorders>
+            <w:hideMark/>
+          </w:tcPr>
+          <w:p>
+            <w:pPr>
+              <w:spacing w:after="160" w:line="360" w:lineRule="auto"/>
+              <w:rPr>
+                <w:rFonts w:cs="Times New Roman"/>
+                <w:sz w:val="26"/>
+                <w:szCs w:val="26"/>
+              </w:rPr>
+            </w:pPr>
+            <w:r>
+              <w:rPr>
+                <w:rFonts w:cs="Times New Roman"/>
+                <w:sz w:val="26"/>
+                <w:szCs w:val="26"/>
+              </w:rPr>
+              <w:t>BUG_USER_002</w:t>
+            </w:r>
+          </w:p>
+        </w:tc>
+      </w:tr>
+      <w:tr>
+        <w:tc>
+          <w:tcPr>
+            <w:tcW w:w="4320" w:type="dxa"/>
+            <w:tcBorders>
+              <w:top w:val="single" w:sz="4" w:space="0" w:color="auto"/>
+              <w:left w:val="single" w:sz="4" w:space="0" w:color="auto"/>
+              <w:bottom w:val="single" w:sz="4" w:space="0" w:color="auto"/>
+              <w:right w:val="single" w:sz="4" w:space="0" w:color="auto"/>
+            </w:tcBorders>
+            <w:hideMark/>
+          </w:tcPr>
+          <w:p>
+            <w:pPr>
+              <w:spacing w:after="160" w:line="360" w:lineRule="auto"/>
+              <w:rPr>
+                <w:rFonts w:cs="Times New Roman"/>
+                <w:sz w:val="26"/>
+                <w:szCs w:val="26"/>
+              </w:rPr>
+            </w:pPr>
+            <w:proofErr w:type="spellStart"/>
+            <w:r>
+              <w:rPr>
+                <w:rFonts w:cs="Times New Roman"/>
+                <w:b/>
+                <w:sz w:val="26"/>
+                <w:szCs w:val="26"/>
+              </w:rPr>
+              <w:t>Tên</w:t>
+            </w:r>
+            <w:proofErr w:type="spellEnd"/>
+            <w:r>
+              <w:rPr>
+                <w:rFonts w:cs="Times New Roman"/>
+                <w:b/>
+                <w:sz w:val="26"/>
+                <w:szCs w:val="26"/>
+              </w:rPr>
+              <w:t xml:space="preserve"> </w:t>
+            </w:r>
+            <w:proofErr w:type="spellStart"/>
+            <w:r>
+              <w:rPr>
+                <w:rFonts w:cs="Times New Roman"/>
+                <w:b/>
+                <w:sz w:val="26"/>
+                <w:szCs w:val="26"/>
+              </w:rPr>
+              <w:t>Lỗi</w:t>
+            </w:r>
+            <w:proofErr w:type="spellEnd"/>
+            <w:r>
+              <w:rPr>
+                <w:rFonts w:cs="Times New Roman"/>
+                <w:b/>
+                <w:sz w:val="26"/>
+                <w:szCs w:val="26"/>
+              </w:rPr>
+              <w:t>:</w:t>
+            </w:r>
+          </w:p>
+        </w:tc>
+        <w:tc>
+          <w:tcPr>
+            <w:tcW w:w="4320" w:type="dxa"/>
+            <w:tcBorders>
+              <w:top w:val="single" w:sz="4" w:space="0" w:color="auto"/>
+              <w:left w:val="single" w:sz="4" w:space="0" w:color="auto"/>
+              <w:bottom w:val="single" w:sz="4" w:space="0" w:color="auto"/>
+              <w:right w:val="single" w:sz="4" w:space="0" w:color="auto"/>
+            </w:tcBorders>
+            <w:hideMark/>
+          </w:tcPr>
+          <w:p>
+            <w:pPr>
+              <w:spacing w:after="160" w:line="360" w:lineRule="auto"/>
+              <w:rPr>
+                <w:rFonts w:cs="Times New Roman"/>
+                <w:sz w:val="26"/>
+                <w:szCs w:val="26"/>
+              </w:rPr>
+            </w:pPr>
+            <w:proofErr w:type="spellStart"/>
+            <w:r>
+              <w:rPr>
+                <w:rFonts w:cs="Times New Roman"/>
+                <w:sz w:val="26"/>
+                <w:szCs w:val="26"/>
+              </w:rPr>
+              <w:t>Hệ</w:t>
+            </w:r>
+            <w:proofErr w:type="spellEnd"/>
+            <w:r>
+              <w:rPr>
+                <w:rFonts w:cs="Times New Roman"/>
+                <w:sz w:val="26"/>
+                <w:szCs w:val="26"/>
+              </w:rPr>
+              <w:t xml:space="preserve"> </w:t>
+            </w:r>
+            <w:proofErr w:type="spellStart"/>
+            <w:r>
+              <w:rPr>
+                <w:rFonts w:cs="Times New Roman"/>
+                <w:sz w:val="26"/>
+                <w:szCs w:val="26"/>
+              </w:rPr>
+              <w:t>thống</w:t>
+            </w:r>
+            <w:proofErr w:type="spellEnd"/>
+            <w:r>
+              <w:rPr>
+                <w:rFonts w:cs="Times New Roman"/>
+                <w:sz w:val="26"/>
+                <w:szCs w:val="26"/>
+              </w:rPr>
+              <w:t xml:space="preserve"> </w:t>
+            </w:r>
+            <w:proofErr w:type="spellStart"/>
+            <w:r>
+              <w:rPr>
+                <w:rFonts w:cs="Times New Roman"/>
+                <w:sz w:val="26"/>
+                <w:szCs w:val="26"/>
+              </w:rPr>
+              <w:t>chấp</w:t>
+            </w:r>
+            <w:proofErr w:type="spellEnd"/>
+            <w:r>
+              <w:rPr>
+                <w:rFonts w:cs="Times New Roman"/>
+                <w:sz w:val="26"/>
+                <w:szCs w:val="26"/>
+              </w:rPr>
+              <w:t xml:space="preserve"> </w:t>
+            </w:r>
+            <w:proofErr w:type="spellStart"/>
+            <w:r>
+              <w:rPr>
+                <w:rFonts w:cs="Times New Roman"/>
+                <w:sz w:val="26"/>
+                <w:szCs w:val="26"/>
+              </w:rPr>
+              <w:t>nhận</w:t>
+            </w:r>
+            <w:proofErr w:type="spellEnd"/>
+            <w:r>
+              <w:rPr>
+                <w:rFonts w:cs="Times New Roman"/>
+                <w:sz w:val="26"/>
+                <w:szCs w:val="26"/>
+              </w:rPr>
+              <w:t xml:space="preserve"> </w:t>
+            </w:r>
+            <w:proofErr w:type="spellStart"/>
+            <w:r>
+              <w:rPr>
+                <w:rFonts w:cs="Times New Roman"/>
+                <w:sz w:val="26"/>
+                <w:szCs w:val="26"/>
+              </w:rPr>
+              <w:t>mật</w:t>
+            </w:r>
+            <w:proofErr w:type="spellEnd"/>
+            <w:r>
+              <w:rPr>
+                <w:rFonts w:cs="Times New Roman"/>
+                <w:sz w:val="26"/>
+                <w:szCs w:val="26"/>
+              </w:rPr>
+              <w:t xml:space="preserve"> </w:t>
+            </w:r>
+            <w:proofErr w:type="spellStart"/>
+            <w:r>
+              <w:rPr>
+                <w:rFonts w:cs="Times New Roman"/>
+                <w:sz w:val="26"/>
+                <w:szCs w:val="26"/>
+              </w:rPr>
+              <w:t>khẩu</w:t>
+            </w:r>
+            <w:proofErr w:type="spellEnd"/>
+            <w:r>
+              <w:rPr>
+                <w:rFonts w:cs="Times New Roman"/>
+                <w:sz w:val="26"/>
+                <w:szCs w:val="26"/>
+              </w:rPr>
+              <w:t xml:space="preserve"> </w:t>
+            </w:r>
+            <w:proofErr w:type="spellStart"/>
+            <w:r>
+              <w:rPr>
+                <w:rFonts w:cs="Times New Roman"/>
+                <w:sz w:val="26"/>
+                <w:szCs w:val="26"/>
+              </w:rPr>
+              <w:t>quá</w:t>
+            </w:r>
+            <w:proofErr w:type="spellEnd"/>
+            <w:r>
+              <w:rPr>
+                <w:rFonts w:cs="Times New Roman"/>
+                <w:sz w:val="26"/>
+                <w:szCs w:val="26"/>
+              </w:rPr>
+              <w:t xml:space="preserve"> </w:t>
+            </w:r>
+            <w:proofErr w:type="spellStart"/>
+            <w:r>
+              <w:rPr>
+                <w:rFonts w:cs="Times New Roman"/>
+                <w:sz w:val="26"/>
+                <w:szCs w:val="26"/>
+              </w:rPr>
+              <w:t>ngắn</w:t>
+            </w:r>
+            <w:proofErr w:type="spellEnd"/>
+            <w:r>
+              <w:rPr>
+                <w:rFonts w:cs="Times New Roman"/>
+                <w:sz w:val="26"/>
+                <w:szCs w:val="26"/>
+              </w:rPr>
+              <w:t xml:space="preserve"> (1 </w:t>
+            </w:r>
+            <w:proofErr w:type="spellStart"/>
+            <w:r>
+              <w:rPr>
+                <w:rFonts w:cs="Times New Roman"/>
+                <w:sz w:val="26"/>
+                <w:szCs w:val="26"/>
+              </w:rPr>
+              <w:t>ký</w:t>
+            </w:r>
+            <w:proofErr w:type="spellEnd"/>
+            <w:r>
+              <w:rPr>
+                <w:rFonts w:cs="Times New Roman"/>
+                <w:sz w:val="26"/>
+                <w:szCs w:val="26"/>
+              </w:rPr>
+              <w:t xml:space="preserve"> </w:t>
+            </w:r>
+            <w:proofErr w:type="spellStart"/>
+            <w:r>
+              <w:rPr>
+                <w:rFonts w:cs="Times New Roman"/>
+                <w:sz w:val="26"/>
+                <w:szCs w:val="26"/>
+              </w:rPr>
+              <w:t>tự</w:t>
+            </w:r>
+            <w:proofErr w:type="spellEnd"/>
+            <w:r>
+              <w:rPr>
+                <w:rFonts w:cs="Times New Roman"/>
+                <w:sz w:val="26"/>
+                <w:szCs w:val="26"/>
+              </w:rPr>
+              <w:t>)</w:t>
+            </w:r>
+          </w:p>
+        </w:tc>
+      </w:tr>
+      <w:tr>
+        <w:tc>
+          <w:tcPr>
+            <w:tcW w:w="4320" w:type="dxa"/>
+            <w:tcBorders>
+              <w:top w:val="single" w:sz="4" w:space="0" w:color="auto"/>
+              <w:left w:val="single" w:sz="4" w:space="0" w:color="auto"/>
+              <w:bottom w:val="single" w:sz="4" w:space="0" w:color="auto"/>
+              <w:right w:val="single" w:sz="4" w:space="0" w:color="auto"/>
+            </w:tcBorders>
+            <w:hideMark/>
+          </w:tcPr>
+          <w:p>
+            <w:pPr>
+              <w:spacing w:after="160" w:line="360" w:lineRule="auto"/>
+              <w:rPr>
+                <w:rFonts w:cs="Times New Roman"/>
+                <w:sz w:val="26"/>
+                <w:szCs w:val="26"/>
+              </w:rPr>
+            </w:pPr>
+            <w:proofErr w:type="spellStart"/>
+            <w:r>
+              <w:rPr>
+                <w:rFonts w:cs="Times New Roman"/>
+                <w:b/>
+                <w:sz w:val="26"/>
+                <w:szCs w:val="26"/>
+              </w:rPr>
+              <w:t>Mức</w:t>
+            </w:r>
+            <w:proofErr w:type="spellEnd"/>
+            <w:r>
+              <w:rPr>
+                <w:rFonts w:cs="Times New Roman"/>
+                <w:b/>
+                <w:sz w:val="26"/>
+                <w:szCs w:val="26"/>
+              </w:rPr>
+              <w:t xml:space="preserve"> </w:t>
+            </w:r>
+            <w:proofErr w:type="spellStart"/>
+            <w:r>
+              <w:rPr>
+                <w:rFonts w:cs="Times New Roman"/>
+                <w:b/>
+                <w:sz w:val="26"/>
+                <w:szCs w:val="26"/>
+              </w:rPr>
+              <w:t>độ</w:t>
+            </w:r>
+            <w:proofErr w:type="spellEnd"/>
+            <w:r>
+              <w:rPr>
+                <w:rFonts w:cs="Times New Roman"/>
+                <w:b/>
+                <w:sz w:val="26"/>
+                <w:szCs w:val="26"/>
+              </w:rPr>
+              <w:t xml:space="preserve"> </w:t>
+            </w:r>
+            <w:proofErr w:type="spellStart"/>
+            <w:r>
+              <w:rPr>
+                <w:rFonts w:cs="Times New Roman"/>
+                <w:b/>
+                <w:sz w:val="26"/>
+                <w:szCs w:val="26"/>
+              </w:rPr>
+              <w:t>nghiêm</w:t>
+            </w:r>
+            <w:proofErr w:type="spellEnd"/>
+            <w:r>
+              <w:rPr>
+                <w:rFonts w:cs="Times New Roman"/>
+                <w:b/>
+                <w:sz w:val="26"/>
+                <w:szCs w:val="26"/>
+              </w:rPr>
+              <w:t xml:space="preserve"> </w:t>
+            </w:r>
+            <w:proofErr w:type="spellStart"/>
+            <w:r>
+              <w:rPr>
+                <w:rFonts w:cs="Times New Roman"/>
+                <w:b/>
+                <w:sz w:val="26"/>
+                <w:szCs w:val="26"/>
+              </w:rPr>
+              <w:t>trọng</w:t>
+            </w:r>
+            <w:proofErr w:type="spellEnd"/>
+            <w:r>
+              <w:rPr>
+                <w:rFonts w:cs="Times New Roman"/>
+                <w:b/>
+                <w:sz w:val="26"/>
+                <w:szCs w:val="26"/>
+              </w:rPr>
+              <w:t>:</w:t>
+            </w:r>
+          </w:p>
+        </w:tc>
+        <w:tc>
+          <w:tcPr>
+            <w:tcW w:w="4320" w:type="dxa"/>
+            <w:tcBorders>
+              <w:top w:val="single" w:sz="4" w:space="0" w:color="auto"/>
+              <w:left w:val="single" w:sz="4" w:space="0" w:color="auto"/>
+              <w:bottom w:val="single" w:sz="4" w:space="0" w:color="auto"/>
+              <w:right w:val="single" w:sz="4" w:space="0" w:color="auto"/>
+            </w:tcBorders>
+            <w:hideMark/>
+          </w:tcPr>
+          <w:p>
+            <w:pPr>
+              <w:spacing w:after="160" w:line="360" w:lineRule="auto"/>
+              <w:rPr>
+                <w:rFonts w:cs="Times New Roman"/>
+                <w:sz w:val="26"/>
+                <w:szCs w:val="26"/>
+              </w:rPr>
+            </w:pPr>
+            <w:r>
+              <w:rPr>
+                <w:rFonts w:cs="Times New Roman"/>
+                <w:sz w:val="26"/>
+                <w:szCs w:val="26"/>
+              </w:rPr>
+              <w:t xml:space="preserve">Medium (Trung </w:t>
+            </w:r>
+            <w:proofErr w:type="spellStart"/>
+            <w:r>
+              <w:rPr>
+                <w:rFonts w:cs="Times New Roman"/>
+                <w:sz w:val="26"/>
+                <w:szCs w:val="26"/>
+              </w:rPr>
+              <w:t>bình</w:t>
+            </w:r>
+            <w:proofErr w:type="spellEnd"/>
+            <w:r>
+              <w:rPr>
+                <w:rFonts w:cs="Times New Roman"/>
+                <w:sz w:val="26"/>
+                <w:szCs w:val="26"/>
+              </w:rPr>
+              <w:t>)</w:t>
+            </w:r>
+          </w:p>
+        </w:tc>
+      </w:tr>
+      <w:tr>
+        <w:tc>
+          <w:tcPr>
+            <w:tcW w:w="4320" w:type="dxa"/>
+            <w:tcBorders>
+              <w:top w:val="single" w:sz="4" w:space="0" w:color="auto"/>
+              <w:left w:val="single" w:sz="4" w:space="0" w:color="auto"/>
+              <w:bottom w:val="single" w:sz="4" w:space="0" w:color="auto"/>
+              <w:right w:val="single" w:sz="4" w:space="0" w:color="auto"/>
+            </w:tcBorders>
+            <w:hideMark/>
+          </w:tcPr>
+          <w:p>
+            <w:pPr>
+              <w:spacing w:after="160" w:line="360" w:lineRule="auto"/>
+              <w:rPr>
+                <w:rFonts w:cs="Times New Roman"/>
+                <w:sz w:val="26"/>
+                <w:szCs w:val="26"/>
+              </w:rPr>
+            </w:pPr>
+            <w:proofErr w:type="spellStart"/>
+            <w:r>
+              <w:rPr>
+                <w:rFonts w:cs="Times New Roman"/>
+                <w:b/>
+                <w:sz w:val="26"/>
+                <w:szCs w:val="26"/>
+              </w:rPr>
+              <w:t>Mức</w:t>
+            </w:r>
+            <w:proofErr w:type="spellEnd"/>
+            <w:r>
+              <w:rPr>
+                <w:rFonts w:cs="Times New Roman"/>
+                <w:b/>
+                <w:sz w:val="26"/>
+                <w:szCs w:val="26"/>
+              </w:rPr>
+              <w:t xml:space="preserve"> </w:t>
+            </w:r>
+            <w:proofErr w:type="spellStart"/>
+            <w:r>
+              <w:rPr>
+                <w:rFonts w:cs="Times New Roman"/>
+                <w:b/>
+                <w:sz w:val="26"/>
+                <w:szCs w:val="26"/>
+              </w:rPr>
+              <w:t>độ</w:t>
+            </w:r>
+            <w:proofErr w:type="spellEnd"/>
+            <w:r>
+              <w:rPr>
+                <w:rFonts w:cs="Times New Roman"/>
+                <w:b/>
+                <w:sz w:val="26"/>
+                <w:szCs w:val="26"/>
+              </w:rPr>
+              <w:t xml:space="preserve"> </w:t>
+            </w:r>
+            <w:proofErr w:type="spellStart"/>
+            <w:r>
+              <w:rPr>
+                <w:rFonts w:cs="Times New Roman"/>
+                <w:b/>
+                <w:sz w:val="26"/>
+                <w:szCs w:val="26"/>
+              </w:rPr>
+              <w:t>ưu</w:t>
+            </w:r>
+            <w:proofErr w:type="spellEnd"/>
+            <w:r>
+              <w:rPr>
+                <w:rFonts w:cs="Times New Roman"/>
+                <w:b/>
+                <w:sz w:val="26"/>
+                <w:szCs w:val="26"/>
+              </w:rPr>
+              <w:t xml:space="preserve"> </w:t>
+            </w:r>
+            <w:proofErr w:type="spellStart"/>
+            <w:r>
+              <w:rPr>
+                <w:rFonts w:cs="Times New Roman"/>
+                <w:b/>
+                <w:sz w:val="26"/>
+                <w:szCs w:val="26"/>
+              </w:rPr>
+              <w:t>tiên</w:t>
+            </w:r>
+            <w:proofErr w:type="spellEnd"/>
+            <w:r>
+              <w:rPr>
+                <w:rFonts w:cs="Times New Roman"/>
+                <w:b/>
+                <w:sz w:val="26"/>
+                <w:szCs w:val="26"/>
+              </w:rPr>
+              <w:t>:</w:t>
+            </w:r>
+          </w:p>
+        </w:tc>
+        <w:tc>
+          <w:tcPr>
+            <w:tcW w:w="4320" w:type="dxa"/>
+            <w:tcBorders>
+              <w:top w:val="single" w:sz="4" w:space="0" w:color="auto"/>
+              <w:left w:val="single" w:sz="4" w:space="0" w:color="auto"/>
+              <w:bottom w:val="single" w:sz="4" w:space="0" w:color="auto"/>
+              <w:right w:val="single" w:sz="4" w:space="0" w:color="auto"/>
+            </w:tcBorders>
+            <w:hideMark/>
+          </w:tcPr>
+          <w:p>
+            <w:pPr>
+              <w:spacing w:after="160" w:line="360" w:lineRule="auto"/>
+              <w:rPr>
+                <w:rFonts w:cs="Times New Roman"/>
+                <w:sz w:val="26"/>
+                <w:szCs w:val="26"/>
+              </w:rPr>
+            </w:pPr>
+            <w:r>
+              <w:rPr>
+                <w:rFonts w:cs="Times New Roman"/>
+                <w:sz w:val="26"/>
+                <w:szCs w:val="26"/>
+              </w:rPr>
+              <w:t>Medium</w:t>
+            </w:r>
+          </w:p>
+        </w:tc>
+      </w:tr>
+      <w:tr>
+        <w:tc>
+          <w:tcPr>
+            <w:tcW w:w="4320" w:type="dxa"/>
+            <w:tcBorders>
+              <w:top w:val="single" w:sz="4" w:space="0" w:color="auto"/>
+              <w:left w:val="single" w:sz="4" w:space="0" w:color="auto"/>
+              <w:bottom w:val="single" w:sz="4" w:space="0" w:color="auto"/>
+              <w:right w:val="single" w:sz="4" w:space="0" w:color="auto"/>
+            </w:tcBorders>
+            <w:hideMark/>
+          </w:tcPr>
+          <w:p>
+            <w:pPr>
+              <w:spacing w:after="160" w:line="360" w:lineRule="auto"/>
+              <w:rPr>
+                <w:rFonts w:cs="Times New Roman"/>
+                <w:sz w:val="26"/>
+                <w:szCs w:val="26"/>
+              </w:rPr>
+            </w:pPr>
+            <w:proofErr w:type="spellStart"/>
+            <w:r>
+              <w:rPr>
+                <w:rFonts w:cs="Times New Roman"/>
+                <w:b/>
+                <w:sz w:val="26"/>
+                <w:szCs w:val="26"/>
+              </w:rPr>
+              <w:t>Người</w:t>
+            </w:r>
+            <w:proofErr w:type="spellEnd"/>
+            <w:r>
+              <w:rPr>
+                <w:rFonts w:cs="Times New Roman"/>
+                <w:b/>
+                <w:sz w:val="26"/>
+                <w:szCs w:val="26"/>
+              </w:rPr>
+              <w:t xml:space="preserve"> </w:t>
+            </w:r>
+            <w:proofErr w:type="spellStart"/>
+            <w:r>
+              <w:rPr>
+                <w:rFonts w:cs="Times New Roman"/>
+                <w:b/>
+                <w:sz w:val="26"/>
+                <w:szCs w:val="26"/>
+              </w:rPr>
+              <w:t>báo</w:t>
+            </w:r>
+            <w:proofErr w:type="spellEnd"/>
+            <w:r>
+              <w:rPr>
+                <w:rFonts w:cs="Times New Roman"/>
+                <w:b/>
+                <w:sz w:val="26"/>
+                <w:szCs w:val="26"/>
+              </w:rPr>
+              <w:t xml:space="preserve"> </w:t>
+            </w:r>
+            <w:proofErr w:type="spellStart"/>
+            <w:r>
+              <w:rPr>
+                <w:rFonts w:cs="Times New Roman"/>
+                <w:b/>
+                <w:sz w:val="26"/>
+                <w:szCs w:val="26"/>
+              </w:rPr>
+              <w:t>cáo</w:t>
+            </w:r>
+            <w:proofErr w:type="spellEnd"/>
+            <w:r>
+              <w:rPr>
+                <w:rFonts w:cs="Times New Roman"/>
+                <w:b/>
+                <w:sz w:val="26"/>
+                <w:szCs w:val="26"/>
+              </w:rPr>
+              <w:t>:</w:t>
+            </w:r>
+          </w:p>
+        </w:tc>
+        <w:tc>
+          <w:tcPr>
+            <w:tcW w:w="4320" w:type="dxa"/>
+            <w:tcBorders>
+              <w:top w:val="single" w:sz="4" w:space="0" w:color="auto"/>
+              <w:left w:val="single" w:sz="4" w:space="0" w:color="auto"/>
+              <w:bottom w:val="single" w:sz="4" w:space="0" w:color="auto"/>
+              <w:right w:val="single" w:sz="4" w:space="0" w:color="auto"/>
+            </w:tcBorders>
+            <w:hideMark/>
+          </w:tcPr>
+          <w:p>
+            <w:pPr>
+              <w:spacing w:after="160" w:line="360" w:lineRule="auto"/>
+              <w:rPr>
+                <w:rFonts w:cs="Times New Roman"/>
+                <w:sz w:val="26"/>
+                <w:szCs w:val="26"/>
+              </w:rPr>
+            </w:pPr>
+            <w:r>
+              <w:rPr>
+                <w:rFonts w:cs="Times New Roman"/>
+                <w:sz w:val="26"/>
+                <w:szCs w:val="26"/>
+              </w:rPr>
+              <w:t>Lê Trí Anh</w:t>
+            </w:r>
+          </w:p>
+        </w:tc>
+      </w:tr>
+      <w:tr>
+        <w:tc>
+          <w:tcPr>
+            <w:tcW w:w="4320" w:type="dxa"/>
+            <w:tcBorders>
+              <w:top w:val="single" w:sz="4" w:space="0" w:color="auto"/>
+              <w:left w:val="single" w:sz="4" w:space="0" w:color="auto"/>
+              <w:bottom w:val="single" w:sz="4" w:space="0" w:color="auto"/>
+              <w:right w:val="single" w:sz="4" w:space="0" w:color="auto"/>
+            </w:tcBorders>
+            <w:hideMark/>
+          </w:tcPr>
+          <w:p>
+            <w:pPr>
+              <w:spacing w:after="160" w:line="360" w:lineRule="auto"/>
+              <w:rPr>
+                <w:rFonts w:cs="Times New Roman"/>
+                <w:sz w:val="26"/>
+                <w:szCs w:val="26"/>
+              </w:rPr>
+            </w:pPr>
+            <w:proofErr w:type="spellStart"/>
+            <w:r>
+              <w:rPr>
+                <w:rFonts w:cs="Times New Roman"/>
+                <w:b/>
+                <w:sz w:val="26"/>
+                <w:szCs w:val="26"/>
+              </w:rPr>
+              <w:t>Ngày</w:t>
+            </w:r>
+            <w:proofErr w:type="spellEnd"/>
+            <w:r>
+              <w:rPr>
+                <w:rFonts w:cs="Times New Roman"/>
+                <w:b/>
+                <w:sz w:val="26"/>
+                <w:szCs w:val="26"/>
+              </w:rPr>
+              <w:t xml:space="preserve"> </w:t>
+            </w:r>
+            <w:proofErr w:type="spellStart"/>
+            <w:r>
+              <w:rPr>
+                <w:rFonts w:cs="Times New Roman"/>
+                <w:b/>
+                <w:sz w:val="26"/>
+                <w:szCs w:val="26"/>
+              </w:rPr>
+              <w:t>báo</w:t>
+            </w:r>
+            <w:proofErr w:type="spellEnd"/>
+            <w:r>
+              <w:rPr>
+                <w:rFonts w:cs="Times New Roman"/>
+                <w:b/>
+                <w:sz w:val="26"/>
+                <w:szCs w:val="26"/>
+              </w:rPr>
+              <w:t xml:space="preserve"> </w:t>
+            </w:r>
+            <w:proofErr w:type="spellStart"/>
+            <w:r>
+              <w:rPr>
+                <w:rFonts w:cs="Times New Roman"/>
+                <w:b/>
+                <w:sz w:val="26"/>
+                <w:szCs w:val="26"/>
+              </w:rPr>
+              <w:t>cáo</w:t>
+            </w:r>
+            <w:proofErr w:type="spellEnd"/>
+            <w:r>
+              <w:rPr>
+                <w:rFonts w:cs="Times New Roman"/>
+                <w:b/>
+                <w:sz w:val="26"/>
+                <w:szCs w:val="26"/>
+              </w:rPr>
+              <w:t>:</w:t>
+            </w:r>
+          </w:p>
+        </w:tc>
+        <w:tc>
+          <w:tcPr>
+            <w:tcW w:w="4320" w:type="dxa"/>
+            <w:tcBorders>
+              <w:top w:val="single" w:sz="4" w:space="0" w:color="auto"/>
+              <w:left w:val="single" w:sz="4" w:space="0" w:color="auto"/>
+              <w:bottom w:val="single" w:sz="4" w:space="0" w:color="auto"/>
+              <w:right w:val="single" w:sz="4" w:space="0" w:color="auto"/>
+            </w:tcBorders>
+            <w:hideMark/>
+          </w:tcPr>
+          <w:p>
+            <w:pPr>
+              <w:spacing w:after="160" w:line="360" w:lineRule="auto"/>
+              <w:rPr>
+                <w:rFonts w:cs="Times New Roman"/>
+                <w:sz w:val="26"/>
+                <w:szCs w:val="26"/>
+              </w:rPr>
+            </w:pPr>
+            <w:r>
+              <w:rPr>
+                <w:rFonts w:cs="Times New Roman"/>
+                <w:sz w:val="26"/>
+                <w:szCs w:val="26"/>
+              </w:rPr>
+              <w:t>03/02/2026</w:t>
+            </w:r>
+          </w:p>
+        </w:tc>
+      </w:tr>
+      <w:tr>
+        <w:tc>
+          <w:tcPr>
+            <w:tcW w:w="4320" w:type="dxa"/>
+            <w:tcBorders>
+              <w:top w:val="single" w:sz="4" w:space="0" w:color="auto"/>
+              <w:left w:val="single" w:sz="4" w:space="0" w:color="auto"/>
+              <w:bottom w:val="single" w:sz="4" w:space="0" w:color="auto"/>
+              <w:right w:val="single" w:sz="4" w:space="0" w:color="auto"/>
+            </w:tcBorders>
+            <w:hideMark/>
+          </w:tcPr>
+          <w:p>
+            <w:pPr>
+              <w:spacing w:after="160" w:line="360" w:lineRule="auto"/>
+              <w:rPr>
+                <w:rFonts w:cs="Times New Roman"/>
+                <w:sz w:val="26"/>
+                <w:szCs w:val="26"/>
+              </w:rPr>
+            </w:pPr>
+            <w:proofErr w:type="spellStart"/>
+            <w:r>
+              <w:rPr>
+                <w:rFonts w:cs="Times New Roman"/>
+                <w:b/>
+                <w:sz w:val="26"/>
+                <w:szCs w:val="26"/>
+              </w:rPr>
+              <w:t>Môi</w:t>
+            </w:r>
+            <w:proofErr w:type="spellEnd"/>
+            <w:r>
+              <w:rPr>
+                <w:rFonts w:cs="Times New Roman"/>
+                <w:b/>
+                <w:sz w:val="26"/>
+                <w:szCs w:val="26"/>
+              </w:rPr>
+              <w:t xml:space="preserve"> </w:t>
+            </w:r>
+            <w:proofErr w:type="spellStart"/>
+            <w:r>
+              <w:rPr>
+                <w:rFonts w:cs="Times New Roman"/>
+                <w:b/>
+                <w:sz w:val="26"/>
+                <w:szCs w:val="26"/>
+              </w:rPr>
+              <w:t>trường</w:t>
+            </w:r>
+            <w:proofErr w:type="spellEnd"/>
+            <w:r>
+              <w:rPr>
+                <w:rFonts w:cs="Times New Roman"/>
+                <w:b/>
+                <w:sz w:val="26"/>
+                <w:szCs w:val="26"/>
+              </w:rPr>
+              <w:t>:</w:t>
+            </w:r>
+          </w:p>
+        </w:tc>
+        <w:tc>
+          <w:tcPr>
+            <w:tcW w:w="4320" w:type="dxa"/>
+            <w:tcBorders>
+              <w:top w:val="single" w:sz="4" w:space="0" w:color="auto"/>
+              <w:left w:val="single" w:sz="4" w:space="0" w:color="auto"/>
+              <w:bottom w:val="single" w:sz="4" w:space="0" w:color="auto"/>
+              <w:right w:val="single" w:sz="4" w:space="0" w:color="auto"/>
+            </w:tcBorders>
+            <w:hideMark/>
+          </w:tcPr>
+          <w:p>
+            <w:pPr>
+              <w:spacing w:after="160" w:line="360" w:lineRule="auto"/>
+              <w:rPr>
+                <w:rFonts w:cs="Times New Roman"/>
+                <w:sz w:val="26"/>
+                <w:szCs w:val="26"/>
+              </w:rPr>
+            </w:pPr>
+            <w:r>
+              <w:rPr>
+                <w:rFonts w:cs="Times New Roman"/>
+                <w:sz w:val="26"/>
+                <w:szCs w:val="26"/>
+              </w:rPr>
+              <w:t>Windows 11, IntelliJ IDEA, SQL Server</w:t>
+            </w:r>
+          </w:p>
+        </w:tc>
+      </w:tr>
+      <w:tr>
+        <w:tc>
+          <w:tcPr>
+            <w:tcW w:w="4320" w:type="dxa"/>
+            <w:tcBorders>
+              <w:top w:val="single" w:sz="4" w:space="0" w:color="auto"/>
+              <w:left w:val="single" w:sz="4" w:space="0" w:color="auto"/>
+              <w:bottom w:val="single" w:sz="4" w:space="0" w:color="auto"/>
+              <w:right w:val="single" w:sz="4" w:space="0" w:color="auto"/>
+            </w:tcBorders>
+            <w:hideMark/>
+          </w:tcPr>
+          <w:p>
+            <w:pPr>
+              <w:spacing w:after="160" w:line="360" w:lineRule="auto"/>
+              <w:rPr>
+                <w:rFonts w:cs="Times New Roman"/>
+                <w:sz w:val="26"/>
+                <w:szCs w:val="26"/>
+              </w:rPr>
+            </w:pPr>
+            <w:proofErr w:type="spellStart"/>
+            <w:r>
+              <w:rPr>
+                <w:rFonts w:cs="Times New Roman"/>
+                <w:b/>
+                <w:sz w:val="26"/>
+                <w:szCs w:val="26"/>
+              </w:rPr>
+              <w:t>Mô</w:t>
+            </w:r>
+            <w:proofErr w:type="spellEnd"/>
+            <w:r>
+              <w:rPr>
+                <w:rFonts w:cs="Times New Roman"/>
+                <w:b/>
+                <w:sz w:val="26"/>
+                <w:szCs w:val="26"/>
+              </w:rPr>
+              <w:t xml:space="preserve"> </w:t>
+            </w:r>
+            <w:proofErr w:type="spellStart"/>
+            <w:r>
+              <w:rPr>
+                <w:rFonts w:cs="Times New Roman"/>
+                <w:b/>
+                <w:sz w:val="26"/>
+                <w:szCs w:val="26"/>
+              </w:rPr>
+              <w:t>tả</w:t>
+            </w:r>
+            <w:proofErr w:type="spellEnd"/>
+            <w:r>
+              <w:rPr>
+                <w:rFonts w:cs="Times New Roman"/>
+                <w:b/>
+                <w:sz w:val="26"/>
+                <w:szCs w:val="26"/>
+              </w:rPr>
+              <w:t xml:space="preserve"> chi </w:t>
+            </w:r>
+            <w:proofErr w:type="spellStart"/>
+            <w:r>
+              <w:rPr>
+                <w:rFonts w:cs="Times New Roman"/>
+                <w:b/>
+                <w:sz w:val="26"/>
+                <w:szCs w:val="26"/>
+              </w:rPr>
+              <w:t>tiết</w:t>
+            </w:r>
+            <w:proofErr w:type="spellEnd"/>
+            <w:r>
+              <w:rPr>
+                <w:rFonts w:cs="Times New Roman"/>
+                <w:b/>
+                <w:sz w:val="26"/>
+                <w:szCs w:val="26"/>
+              </w:rPr>
+              <w:t>:</w:t>
+            </w:r>
+          </w:p>
+        </w:tc>
+        <w:tc>
+          <w:tcPr>
+            <w:tcW w:w="4320" w:type="dxa"/>
+            <w:tcBorders>
+              <w:top w:val="single" w:sz="4" w:space="0" w:color="auto"/>
+              <w:left w:val="single" w:sz="4" w:space="0" w:color="auto"/>
+              <w:bottom w:val="single" w:sz="4" w:space="0" w:color="auto"/>
+              <w:right w:val="single" w:sz="4" w:space="0" w:color="auto"/>
+            </w:tcBorders>
+            <w:hideMark/>
+          </w:tcPr>
+          <w:p>
+            <w:pPr>
+              <w:spacing w:after="160" w:line="360" w:lineRule="auto"/>
+              <w:rPr>
+                <w:rFonts w:cs="Times New Roman"/>
+                <w:sz w:val="26"/>
+                <w:szCs w:val="26"/>
+              </w:rPr>
+            </w:pPr>
+            <w:proofErr w:type="spellStart"/>
+            <w:r>
+              <w:rPr>
+                <w:rFonts w:cs="Times New Roman"/>
+                <w:sz w:val="26"/>
+                <w:szCs w:val="26"/>
+              </w:rPr>
+              <w:t>Chức</w:t>
+            </w:r>
+            <w:proofErr w:type="spellEnd"/>
+            <w:r>
+              <w:rPr>
+                <w:rFonts w:cs="Times New Roman"/>
+                <w:sz w:val="26"/>
+                <w:szCs w:val="26"/>
+              </w:rPr>
+              <w:t xml:space="preserve"> </w:t>
+            </w:r>
+            <w:proofErr w:type="spellStart"/>
+            <w:r>
+              <w:rPr>
+                <w:rFonts w:cs="Times New Roman"/>
+                <w:sz w:val="26"/>
+                <w:szCs w:val="26"/>
+              </w:rPr>
+              <w:t>năng</w:t>
+            </w:r>
+            <w:proofErr w:type="spellEnd"/>
+            <w:r>
+              <w:rPr>
+                <w:rFonts w:cs="Times New Roman"/>
+                <w:sz w:val="26"/>
+                <w:szCs w:val="26"/>
+              </w:rPr>
+              <w:t xml:space="preserve"> "Add User" </w:t>
+            </w:r>
+            <w:proofErr w:type="spellStart"/>
+            <w:r>
+              <w:rPr>
+                <w:rFonts w:cs="Times New Roman"/>
+                <w:sz w:val="26"/>
+                <w:szCs w:val="26"/>
+              </w:rPr>
+              <w:t>chỉ</w:t>
+            </w:r>
+            <w:proofErr w:type="spellEnd"/>
+            <w:r>
+              <w:rPr>
+                <w:rFonts w:cs="Times New Roman"/>
+                <w:sz w:val="26"/>
+                <w:szCs w:val="26"/>
+              </w:rPr>
+              <w:t xml:space="preserve"> </w:t>
+            </w:r>
+            <w:proofErr w:type="spellStart"/>
+            <w:r>
+              <w:rPr>
+                <w:rFonts w:cs="Times New Roman"/>
+                <w:sz w:val="26"/>
+                <w:szCs w:val="26"/>
+              </w:rPr>
+              <w:t>kiểm</w:t>
+            </w:r>
+            <w:proofErr w:type="spellEnd"/>
+            <w:r>
+              <w:rPr>
+                <w:rFonts w:cs="Times New Roman"/>
+                <w:sz w:val="26"/>
+                <w:szCs w:val="26"/>
+              </w:rPr>
+              <w:t xml:space="preserve"> </w:t>
+            </w:r>
+            <w:proofErr w:type="spellStart"/>
+            <w:r>
+              <w:rPr>
+                <w:rFonts w:cs="Times New Roman"/>
+                <w:sz w:val="26"/>
+                <w:szCs w:val="26"/>
+              </w:rPr>
+              <w:t>tra</w:t>
+            </w:r>
+            <w:proofErr w:type="spellEnd"/>
+            <w:r>
+              <w:rPr>
+                <w:rFonts w:cs="Times New Roman"/>
+                <w:sz w:val="26"/>
+                <w:szCs w:val="26"/>
+              </w:rPr>
+              <w:t xml:space="preserve"> password </w:t>
+            </w:r>
+            <w:proofErr w:type="spellStart"/>
+            <w:r>
+              <w:rPr>
+                <w:rFonts w:cs="Times New Roman"/>
+                <w:sz w:val="26"/>
+                <w:szCs w:val="26"/>
+              </w:rPr>
+              <w:t>khác</w:t>
+            </w:r>
+            <w:proofErr w:type="spellEnd"/>
+            <w:r>
+              <w:rPr>
+                <w:rFonts w:cs="Times New Roman"/>
+                <w:sz w:val="26"/>
+                <w:szCs w:val="26"/>
+              </w:rPr>
+              <w:t xml:space="preserve"> </w:t>
+            </w:r>
+            <w:proofErr w:type="spellStart"/>
+            <w:r>
+              <w:rPr>
+                <w:rFonts w:cs="Times New Roman"/>
+                <w:sz w:val="26"/>
+                <w:szCs w:val="26"/>
+              </w:rPr>
+              <w:t>rỗng</w:t>
+            </w:r>
+            <w:proofErr w:type="spellEnd"/>
+            <w:r>
+              <w:rPr>
+                <w:rFonts w:cs="Times New Roman"/>
+                <w:sz w:val="26"/>
+                <w:szCs w:val="26"/>
+              </w:rPr>
+              <w:t xml:space="preserve">, </w:t>
+            </w:r>
+            <w:proofErr w:type="spellStart"/>
+            <w:r>
+              <w:rPr>
+                <w:rFonts w:cs="Times New Roman"/>
+                <w:sz w:val="26"/>
+                <w:szCs w:val="26"/>
+              </w:rPr>
+              <w:t>nhưng</w:t>
+            </w:r>
+            <w:proofErr w:type="spellEnd"/>
+            <w:r>
+              <w:rPr>
+                <w:rFonts w:cs="Times New Roman"/>
+                <w:sz w:val="26"/>
+                <w:szCs w:val="26"/>
+              </w:rPr>
+              <w:t xml:space="preserve"> </w:t>
+            </w:r>
+            <w:proofErr w:type="spellStart"/>
+            <w:r>
+              <w:rPr>
+                <w:rFonts w:cs="Times New Roman"/>
+                <w:sz w:val="26"/>
+                <w:szCs w:val="26"/>
+              </w:rPr>
+              <w:t>không</w:t>
+            </w:r>
+            <w:proofErr w:type="spellEnd"/>
+            <w:r>
+              <w:rPr>
+                <w:rFonts w:cs="Times New Roman"/>
+                <w:sz w:val="26"/>
+                <w:szCs w:val="26"/>
+              </w:rPr>
+              <w:t xml:space="preserve"> </w:t>
+            </w:r>
+            <w:proofErr w:type="spellStart"/>
+            <w:r>
+              <w:rPr>
+                <w:rFonts w:cs="Times New Roman"/>
+                <w:sz w:val="26"/>
+                <w:szCs w:val="26"/>
+              </w:rPr>
+              <w:t>kiểm</w:t>
+            </w:r>
+            <w:proofErr w:type="spellEnd"/>
+            <w:r>
+              <w:rPr>
+                <w:rFonts w:cs="Times New Roman"/>
+                <w:sz w:val="26"/>
+                <w:szCs w:val="26"/>
+              </w:rPr>
+              <w:t xml:space="preserve"> </w:t>
+            </w:r>
+            <w:proofErr w:type="spellStart"/>
+            <w:r>
+              <w:rPr>
+                <w:rFonts w:cs="Times New Roman"/>
+                <w:sz w:val="26"/>
+                <w:szCs w:val="26"/>
+              </w:rPr>
+              <w:t>tra</w:t>
+            </w:r>
+            <w:proofErr w:type="spellEnd"/>
+            <w:r>
+              <w:rPr>
+                <w:rFonts w:cs="Times New Roman"/>
+                <w:sz w:val="26"/>
+                <w:szCs w:val="26"/>
+              </w:rPr>
+              <w:t xml:space="preserve"> </w:t>
+            </w:r>
+            <w:proofErr w:type="spellStart"/>
+            <w:r>
+              <w:rPr>
+                <w:rFonts w:cs="Times New Roman"/>
+                <w:sz w:val="26"/>
+                <w:szCs w:val="26"/>
+              </w:rPr>
+              <w:t>độ</w:t>
+            </w:r>
+            <w:proofErr w:type="spellEnd"/>
+            <w:r>
+              <w:rPr>
+                <w:rFonts w:cs="Times New Roman"/>
+                <w:sz w:val="26"/>
+                <w:szCs w:val="26"/>
+              </w:rPr>
+              <w:t xml:space="preserve"> </w:t>
+            </w:r>
+            <w:proofErr w:type="spellStart"/>
+            <w:r>
+              <w:rPr>
+                <w:rFonts w:cs="Times New Roman"/>
+                <w:sz w:val="26"/>
+                <w:szCs w:val="26"/>
+              </w:rPr>
+              <w:t>dài</w:t>
+            </w:r>
+            <w:proofErr w:type="spellEnd"/>
+            <w:r>
+              <w:rPr>
+                <w:rFonts w:cs="Times New Roman"/>
+                <w:sz w:val="26"/>
+                <w:szCs w:val="26"/>
+              </w:rPr>
+              <w:t xml:space="preserve"> </w:t>
+            </w:r>
+            <w:proofErr w:type="spellStart"/>
+            <w:r>
+              <w:rPr>
+                <w:rFonts w:cs="Times New Roman"/>
+                <w:sz w:val="26"/>
+                <w:szCs w:val="26"/>
+              </w:rPr>
+              <w:t>tối</w:t>
+            </w:r>
+            <w:proofErr w:type="spellEnd"/>
+            <w:r>
+              <w:rPr>
+                <w:rFonts w:cs="Times New Roman"/>
+                <w:sz w:val="26"/>
+                <w:szCs w:val="26"/>
+              </w:rPr>
+              <w:t xml:space="preserve"> </w:t>
+            </w:r>
+            <w:proofErr w:type="spellStart"/>
+            <w:r>
+              <w:rPr>
+                <w:rFonts w:cs="Times New Roman"/>
+                <w:sz w:val="26"/>
+                <w:szCs w:val="26"/>
+              </w:rPr>
+              <w:t>thiểu</w:t>
+            </w:r>
+            <w:proofErr w:type="spellEnd"/>
+            <w:r>
+              <w:rPr>
+                <w:rFonts w:cs="Times New Roman"/>
+                <w:sz w:val="26"/>
+                <w:szCs w:val="26"/>
+              </w:rPr>
+              <w:t xml:space="preserve">. </w:t>
+            </w:r>
+            <w:proofErr w:type="spellStart"/>
+            <w:r>
+              <w:rPr>
+                <w:rFonts w:cs="Times New Roman"/>
+                <w:sz w:val="26"/>
+                <w:szCs w:val="26"/>
+              </w:rPr>
+              <w:t>Điều</w:t>
+            </w:r>
+            <w:proofErr w:type="spellEnd"/>
+            <w:r>
+              <w:rPr>
+                <w:rFonts w:cs="Times New Roman"/>
+                <w:sz w:val="26"/>
+                <w:szCs w:val="26"/>
+              </w:rPr>
+              <w:t xml:space="preserve"> </w:t>
+            </w:r>
+            <w:proofErr w:type="spellStart"/>
+            <w:r>
+              <w:rPr>
+                <w:rFonts w:cs="Times New Roman"/>
+                <w:sz w:val="26"/>
+                <w:szCs w:val="26"/>
+              </w:rPr>
+              <w:t>này</w:t>
+            </w:r>
+            <w:proofErr w:type="spellEnd"/>
+            <w:r>
+              <w:rPr>
+                <w:rFonts w:cs="Times New Roman"/>
+                <w:sz w:val="26"/>
+                <w:szCs w:val="26"/>
+              </w:rPr>
+              <w:t xml:space="preserve"> vi </w:t>
+            </w:r>
+            <w:proofErr w:type="spellStart"/>
+            <w:r>
+              <w:rPr>
+                <w:rFonts w:cs="Times New Roman"/>
+                <w:sz w:val="26"/>
+                <w:szCs w:val="26"/>
+              </w:rPr>
+              <w:t>phạm</w:t>
+            </w:r>
+            <w:proofErr w:type="spellEnd"/>
+            <w:r>
+              <w:rPr>
+                <w:rFonts w:cs="Times New Roman"/>
+                <w:sz w:val="26"/>
+                <w:szCs w:val="26"/>
+              </w:rPr>
+              <w:t xml:space="preserve"> </w:t>
+            </w:r>
+            <w:proofErr w:type="spellStart"/>
+            <w:r>
+              <w:rPr>
+                <w:rFonts w:cs="Times New Roman"/>
+                <w:sz w:val="26"/>
+                <w:szCs w:val="26"/>
+              </w:rPr>
+              <w:t>chính</w:t>
+            </w:r>
+            <w:proofErr w:type="spellEnd"/>
+            <w:r>
+              <w:rPr>
+                <w:rFonts w:cs="Times New Roman"/>
+                <w:sz w:val="26"/>
+                <w:szCs w:val="26"/>
+              </w:rPr>
+              <w:t xml:space="preserve"> </w:t>
+            </w:r>
+            <w:proofErr w:type="spellStart"/>
+            <w:r>
+              <w:rPr>
+                <w:rFonts w:cs="Times New Roman"/>
+                <w:sz w:val="26"/>
+                <w:szCs w:val="26"/>
+              </w:rPr>
+              <w:t>sách</w:t>
+            </w:r>
+            <w:proofErr w:type="spellEnd"/>
+            <w:r>
+              <w:rPr>
+                <w:rFonts w:cs="Times New Roman"/>
+                <w:sz w:val="26"/>
+                <w:szCs w:val="26"/>
+              </w:rPr>
+              <w:t xml:space="preserve"> </w:t>
+            </w:r>
+            <w:proofErr w:type="spellStart"/>
+            <w:r>
+              <w:rPr>
+                <w:rFonts w:cs="Times New Roman"/>
+                <w:sz w:val="26"/>
+                <w:szCs w:val="26"/>
+              </w:rPr>
+              <w:t>bảo</w:t>
+            </w:r>
+            <w:proofErr w:type="spellEnd"/>
+            <w:r>
+              <w:rPr>
+                <w:rFonts w:cs="Times New Roman"/>
+                <w:sz w:val="26"/>
+                <w:szCs w:val="26"/>
+              </w:rPr>
+              <w:t xml:space="preserve"> </w:t>
+            </w:r>
+            <w:proofErr w:type="spellStart"/>
+            <w:r>
+              <w:rPr>
+                <w:rFonts w:cs="Times New Roman"/>
+                <w:sz w:val="26"/>
+                <w:szCs w:val="26"/>
+              </w:rPr>
+              <w:t>mật</w:t>
+            </w:r>
+            <w:proofErr w:type="spellEnd"/>
+            <w:r>
+              <w:rPr>
+                <w:rFonts w:cs="Times New Roman"/>
+                <w:sz w:val="26"/>
+                <w:szCs w:val="26"/>
+              </w:rPr>
+              <w:t xml:space="preserve"> </w:t>
+            </w:r>
+            <w:proofErr w:type="spellStart"/>
+            <w:r>
+              <w:rPr>
+                <w:rFonts w:cs="Times New Roman"/>
+                <w:sz w:val="26"/>
+                <w:szCs w:val="26"/>
+              </w:rPr>
+              <w:t>cơ</w:t>
+            </w:r>
+            <w:proofErr w:type="spellEnd"/>
+            <w:r>
+              <w:rPr>
+                <w:rFonts w:cs="Times New Roman"/>
+                <w:sz w:val="26"/>
+                <w:szCs w:val="26"/>
+              </w:rPr>
+              <w:t xml:space="preserve"> </w:t>
+            </w:r>
+            <w:proofErr w:type="spellStart"/>
+            <w:r>
+              <w:rPr>
+                <w:rFonts w:cs="Times New Roman"/>
+                <w:sz w:val="26"/>
+                <w:szCs w:val="26"/>
+              </w:rPr>
+              <w:t>bản</w:t>
+            </w:r>
+            <w:proofErr w:type="spellEnd"/>
+            <w:r>
+              <w:rPr>
+                <w:rFonts w:cs="Times New Roman"/>
+                <w:sz w:val="26"/>
+                <w:szCs w:val="26"/>
+              </w:rPr>
+              <w:t>.</w:t>
+            </w:r>
+          </w:p>
+        </w:tc>
+      </w:tr>
+      <w:tr>
+        <w:tc>
+          <w:tcPr>
+            <w:tcW w:w="4320" w:type="dxa"/>
+            <w:tcBorders>
+              <w:top w:val="single" w:sz="4" w:space="0" w:color="auto"/>
+              <w:left w:val="single" w:sz="4" w:space="0" w:color="auto"/>
+              <w:bottom w:val="single" w:sz="4" w:space="0" w:color="auto"/>
+              <w:right w:val="single" w:sz="4" w:space="0" w:color="auto"/>
+            </w:tcBorders>
+            <w:hideMark/>
+          </w:tcPr>
+          <w:p>
+            <w:pPr>
+              <w:spacing w:after="160" w:line="360" w:lineRule="auto"/>
+              <w:rPr>
+                <w:rFonts w:cs="Times New Roman"/>
+                <w:sz w:val="26"/>
+                <w:szCs w:val="26"/>
+              </w:rPr>
+            </w:pPr>
+            <w:r>
+              <w:rPr>
+                <w:rFonts w:cs="Times New Roman"/>
+                <w:b/>
+                <w:sz w:val="26"/>
+                <w:szCs w:val="26"/>
+              </w:rPr>
+              <w:lastRenderedPageBreak/>
+              <w:t xml:space="preserve">Các </w:t>
+            </w:r>
+            <w:proofErr w:type="spellStart"/>
+            <w:r>
+              <w:rPr>
+                <w:rFonts w:cs="Times New Roman"/>
+                <w:b/>
+                <w:sz w:val="26"/>
+                <w:szCs w:val="26"/>
+              </w:rPr>
+              <w:t>bước</w:t>
+            </w:r>
+            <w:proofErr w:type="spellEnd"/>
+            <w:r>
+              <w:rPr>
+                <w:rFonts w:cs="Times New Roman"/>
+                <w:b/>
+                <w:sz w:val="26"/>
+                <w:szCs w:val="26"/>
+              </w:rPr>
+              <w:t xml:space="preserve"> </w:t>
+            </w:r>
+            <w:proofErr w:type="spellStart"/>
+            <w:r>
+              <w:rPr>
+                <w:rFonts w:cs="Times New Roman"/>
+                <w:b/>
+                <w:sz w:val="26"/>
+                <w:szCs w:val="26"/>
+              </w:rPr>
+              <w:t>tái</w:t>
+            </w:r>
+            <w:proofErr w:type="spellEnd"/>
+            <w:r>
+              <w:rPr>
+                <w:rFonts w:cs="Times New Roman"/>
+                <w:b/>
+                <w:sz w:val="26"/>
+                <w:szCs w:val="26"/>
+              </w:rPr>
+              <w:t xml:space="preserve"> </w:t>
+            </w:r>
+            <w:proofErr w:type="spellStart"/>
+            <w:r>
+              <w:rPr>
+                <w:rFonts w:cs="Times New Roman"/>
+                <w:b/>
+                <w:sz w:val="26"/>
+                <w:szCs w:val="26"/>
+              </w:rPr>
+              <w:t>hiện</w:t>
+            </w:r>
+            <w:proofErr w:type="spellEnd"/>
+            <w:r>
+              <w:rPr>
+                <w:rFonts w:cs="Times New Roman"/>
+                <w:b/>
+                <w:sz w:val="26"/>
+                <w:szCs w:val="26"/>
+              </w:rPr>
+              <w:t>:</w:t>
+            </w:r>
+          </w:p>
+        </w:tc>
+        <w:tc>
+          <w:tcPr>
+            <w:tcW w:w="4320" w:type="dxa"/>
+            <w:tcBorders>
+              <w:top w:val="single" w:sz="4" w:space="0" w:color="auto"/>
+              <w:left w:val="single" w:sz="4" w:space="0" w:color="auto"/>
+              <w:bottom w:val="single" w:sz="4" w:space="0" w:color="auto"/>
+              <w:right w:val="single" w:sz="4" w:space="0" w:color="auto"/>
+            </w:tcBorders>
+            <w:hideMark/>
+          </w:tcPr>
+          <w:p>
+            <w:pPr>
+              <w:spacing w:after="160" w:line="360" w:lineRule="auto"/>
+              <w:rPr>
+                <w:rFonts w:cs="Times New Roman"/>
+                <w:sz w:val="26"/>
+                <w:szCs w:val="26"/>
+              </w:rPr>
+            </w:pPr>
+            <w:r>
+              <w:rPr>
+                <w:rFonts w:cs="Times New Roman"/>
+                <w:sz w:val="26"/>
+                <w:szCs w:val="26"/>
+              </w:rPr>
+              <w:t xml:space="preserve">1. </w:t>
+            </w:r>
+            <w:proofErr w:type="spellStart"/>
+            <w:r>
+              <w:rPr>
+                <w:rFonts w:cs="Times New Roman"/>
+                <w:sz w:val="26"/>
+                <w:szCs w:val="26"/>
+              </w:rPr>
+              <w:t>Mở</w:t>
+            </w:r>
+            <w:proofErr w:type="spellEnd"/>
+            <w:r>
+              <w:rPr>
+                <w:rFonts w:cs="Times New Roman"/>
+                <w:sz w:val="26"/>
+                <w:szCs w:val="26"/>
+              </w:rPr>
+              <w:t xml:space="preserve"> Form User Management.</w:t>
+            </w:r>
+          </w:p>
+          <w:p>
+            <w:pPr>
+              <w:spacing w:after="160" w:line="360" w:lineRule="auto"/>
+              <w:rPr>
+                <w:rFonts w:cs="Times New Roman"/>
+                <w:sz w:val="26"/>
+                <w:szCs w:val="26"/>
+              </w:rPr>
+            </w:pPr>
+            <w:r>
+              <w:rPr>
+                <w:rFonts w:cs="Times New Roman"/>
+                <w:sz w:val="26"/>
+                <w:szCs w:val="26"/>
+              </w:rPr>
+              <w:t xml:space="preserve">2. </w:t>
+            </w:r>
+            <w:proofErr w:type="spellStart"/>
+            <w:r>
+              <w:rPr>
+                <w:rFonts w:cs="Times New Roman"/>
+                <w:sz w:val="26"/>
+                <w:szCs w:val="26"/>
+              </w:rPr>
+              <w:t>Nhập</w:t>
+            </w:r>
+            <w:proofErr w:type="spellEnd"/>
+            <w:r>
+              <w:rPr>
+                <w:rFonts w:cs="Times New Roman"/>
+                <w:sz w:val="26"/>
+                <w:szCs w:val="26"/>
+              </w:rPr>
+              <w:t xml:space="preserve"> Username="test", Password="1".</w:t>
+            </w:r>
+          </w:p>
+          <w:p>
+            <w:pPr>
+              <w:spacing w:after="160" w:line="360" w:lineRule="auto"/>
+              <w:rPr>
+                <w:rFonts w:cs="Times New Roman"/>
+                <w:sz w:val="26"/>
+                <w:szCs w:val="26"/>
+              </w:rPr>
+            </w:pPr>
+            <w:r>
+              <w:rPr>
+                <w:rFonts w:cs="Times New Roman"/>
+                <w:sz w:val="26"/>
+                <w:szCs w:val="26"/>
+              </w:rPr>
+              <w:t xml:space="preserve">3. </w:t>
+            </w:r>
+            <w:proofErr w:type="spellStart"/>
+            <w:r>
+              <w:rPr>
+                <w:rFonts w:cs="Times New Roman"/>
+                <w:sz w:val="26"/>
+                <w:szCs w:val="26"/>
+              </w:rPr>
+              <w:t>Nhấn</w:t>
+            </w:r>
+            <w:proofErr w:type="spellEnd"/>
+            <w:r>
+              <w:rPr>
+                <w:rFonts w:cs="Times New Roman"/>
+                <w:sz w:val="26"/>
+                <w:szCs w:val="26"/>
+              </w:rPr>
+              <w:t xml:space="preserve"> Add.</w:t>
+            </w:r>
+          </w:p>
+        </w:tc>
+      </w:tr>
+      <w:tr>
+        <w:tc>
+          <w:tcPr>
+            <w:tcW w:w="4320" w:type="dxa"/>
+            <w:tcBorders>
+              <w:top w:val="single" w:sz="4" w:space="0" w:color="auto"/>
+              <w:left w:val="single" w:sz="4" w:space="0" w:color="auto"/>
+              <w:bottom w:val="single" w:sz="4" w:space="0" w:color="auto"/>
+              <w:right w:val="single" w:sz="4" w:space="0" w:color="auto"/>
+            </w:tcBorders>
+            <w:hideMark/>
+          </w:tcPr>
+          <w:p>
+            <w:pPr>
+              <w:spacing w:after="160" w:line="360" w:lineRule="auto"/>
+              <w:rPr>
+                <w:rFonts w:cs="Times New Roman"/>
+                <w:sz w:val="26"/>
+                <w:szCs w:val="26"/>
+              </w:rPr>
+            </w:pPr>
+            <w:proofErr w:type="spellStart"/>
+            <w:r>
+              <w:rPr>
+                <w:rFonts w:cs="Times New Roman"/>
+                <w:b/>
+                <w:sz w:val="26"/>
+                <w:szCs w:val="26"/>
+              </w:rPr>
+              <w:t>Kết</w:t>
+            </w:r>
+            <w:proofErr w:type="spellEnd"/>
+            <w:r>
+              <w:rPr>
+                <w:rFonts w:cs="Times New Roman"/>
+                <w:b/>
+                <w:sz w:val="26"/>
+                <w:szCs w:val="26"/>
+              </w:rPr>
+              <w:t xml:space="preserve"> </w:t>
+            </w:r>
+            <w:proofErr w:type="spellStart"/>
+            <w:r>
+              <w:rPr>
+                <w:rFonts w:cs="Times New Roman"/>
+                <w:b/>
+                <w:sz w:val="26"/>
+                <w:szCs w:val="26"/>
+              </w:rPr>
+              <w:t>quả</w:t>
+            </w:r>
+            <w:proofErr w:type="spellEnd"/>
+            <w:r>
+              <w:rPr>
+                <w:rFonts w:cs="Times New Roman"/>
+                <w:b/>
+                <w:sz w:val="26"/>
+                <w:szCs w:val="26"/>
+              </w:rPr>
+              <w:t xml:space="preserve"> </w:t>
+            </w:r>
+            <w:proofErr w:type="spellStart"/>
+            <w:r>
+              <w:rPr>
+                <w:rFonts w:cs="Times New Roman"/>
+                <w:b/>
+                <w:sz w:val="26"/>
+                <w:szCs w:val="26"/>
+              </w:rPr>
+              <w:t>thực</w:t>
+            </w:r>
+            <w:proofErr w:type="spellEnd"/>
+            <w:r>
+              <w:rPr>
+                <w:rFonts w:cs="Times New Roman"/>
+                <w:b/>
+                <w:sz w:val="26"/>
+                <w:szCs w:val="26"/>
+              </w:rPr>
+              <w:t xml:space="preserve"> </w:t>
+            </w:r>
+            <w:proofErr w:type="spellStart"/>
+            <w:r>
+              <w:rPr>
+                <w:rFonts w:cs="Times New Roman"/>
+                <w:b/>
+                <w:sz w:val="26"/>
+                <w:szCs w:val="26"/>
+              </w:rPr>
+              <w:t>tế</w:t>
+            </w:r>
+            <w:proofErr w:type="spellEnd"/>
+            <w:r>
+              <w:rPr>
+                <w:rFonts w:cs="Times New Roman"/>
+                <w:b/>
+                <w:sz w:val="26"/>
+                <w:szCs w:val="26"/>
+              </w:rPr>
+              <w:t>:</w:t>
+            </w:r>
+          </w:p>
+        </w:tc>
+        <w:tc>
+          <w:tcPr>
+            <w:tcW w:w="4320" w:type="dxa"/>
+            <w:tcBorders>
+              <w:top w:val="single" w:sz="4" w:space="0" w:color="auto"/>
+              <w:left w:val="single" w:sz="4" w:space="0" w:color="auto"/>
+              <w:bottom w:val="single" w:sz="4" w:space="0" w:color="auto"/>
+              <w:right w:val="single" w:sz="4" w:space="0" w:color="auto"/>
+            </w:tcBorders>
+            <w:hideMark/>
+          </w:tcPr>
+          <w:p>
+            <w:pPr>
+              <w:spacing w:after="160" w:line="360" w:lineRule="auto"/>
+              <w:rPr>
+                <w:rFonts w:cs="Times New Roman"/>
+                <w:sz w:val="26"/>
+                <w:szCs w:val="26"/>
+              </w:rPr>
+            </w:pPr>
+            <w:proofErr w:type="spellStart"/>
+            <w:r>
+              <w:rPr>
+                <w:rFonts w:cs="Times New Roman"/>
+                <w:sz w:val="26"/>
+                <w:szCs w:val="26"/>
+              </w:rPr>
+              <w:t>Hệ</w:t>
+            </w:r>
+            <w:proofErr w:type="spellEnd"/>
+            <w:r>
+              <w:rPr>
+                <w:rFonts w:cs="Times New Roman"/>
+                <w:sz w:val="26"/>
+                <w:szCs w:val="26"/>
+              </w:rPr>
+              <w:t xml:space="preserve"> </w:t>
+            </w:r>
+            <w:proofErr w:type="spellStart"/>
+            <w:r>
+              <w:rPr>
+                <w:rFonts w:cs="Times New Roman"/>
+                <w:sz w:val="26"/>
+                <w:szCs w:val="26"/>
+              </w:rPr>
+              <w:t>thống</w:t>
+            </w:r>
+            <w:proofErr w:type="spellEnd"/>
+            <w:r>
+              <w:rPr>
+                <w:rFonts w:cs="Times New Roman"/>
+                <w:sz w:val="26"/>
+                <w:szCs w:val="26"/>
+              </w:rPr>
+              <w:t xml:space="preserve"> </w:t>
+            </w:r>
+            <w:proofErr w:type="spellStart"/>
+            <w:r>
+              <w:rPr>
+                <w:rFonts w:cs="Times New Roman"/>
+                <w:sz w:val="26"/>
+                <w:szCs w:val="26"/>
+              </w:rPr>
+              <w:t>thông</w:t>
+            </w:r>
+            <w:proofErr w:type="spellEnd"/>
+            <w:r>
+              <w:rPr>
+                <w:rFonts w:cs="Times New Roman"/>
+                <w:sz w:val="26"/>
+                <w:szCs w:val="26"/>
+              </w:rPr>
+              <w:t xml:space="preserve"> </w:t>
+            </w:r>
+            <w:proofErr w:type="spellStart"/>
+            <w:r>
+              <w:rPr>
+                <w:rFonts w:cs="Times New Roman"/>
+                <w:sz w:val="26"/>
+                <w:szCs w:val="26"/>
+              </w:rPr>
+              <w:t>báo</w:t>
+            </w:r>
+            <w:proofErr w:type="spellEnd"/>
+            <w:r>
+              <w:rPr>
+                <w:rFonts w:cs="Times New Roman"/>
+                <w:sz w:val="26"/>
+                <w:szCs w:val="26"/>
+              </w:rPr>
+              <w:t xml:space="preserve"> "User created". User </w:t>
+            </w:r>
+            <w:proofErr w:type="spellStart"/>
+            <w:r>
+              <w:rPr>
+                <w:rFonts w:cs="Times New Roman"/>
+                <w:sz w:val="26"/>
+                <w:szCs w:val="26"/>
+              </w:rPr>
+              <w:t>được</w:t>
+            </w:r>
+            <w:proofErr w:type="spellEnd"/>
+            <w:r>
+              <w:rPr>
+                <w:rFonts w:cs="Times New Roman"/>
+                <w:sz w:val="26"/>
+                <w:szCs w:val="26"/>
+              </w:rPr>
+              <w:t xml:space="preserve"> </w:t>
+            </w:r>
+            <w:proofErr w:type="spellStart"/>
+            <w:r>
+              <w:rPr>
+                <w:rFonts w:cs="Times New Roman"/>
+                <w:sz w:val="26"/>
+                <w:szCs w:val="26"/>
+              </w:rPr>
+              <w:t>tạo</w:t>
+            </w:r>
+            <w:proofErr w:type="spellEnd"/>
+            <w:r>
+              <w:rPr>
+                <w:rFonts w:cs="Times New Roman"/>
+                <w:sz w:val="26"/>
+                <w:szCs w:val="26"/>
+              </w:rPr>
+              <w:t xml:space="preserve"> </w:t>
+            </w:r>
+            <w:proofErr w:type="spellStart"/>
+            <w:r>
+              <w:rPr>
+                <w:rFonts w:cs="Times New Roman"/>
+                <w:sz w:val="26"/>
+                <w:szCs w:val="26"/>
+              </w:rPr>
+              <w:t>với</w:t>
+            </w:r>
+            <w:proofErr w:type="spellEnd"/>
+            <w:r>
+              <w:rPr>
+                <w:rFonts w:cs="Times New Roman"/>
+                <w:sz w:val="26"/>
+                <w:szCs w:val="26"/>
+              </w:rPr>
+              <w:t xml:space="preserve"> </w:t>
+            </w:r>
+            <w:proofErr w:type="spellStart"/>
+            <w:r>
+              <w:rPr>
+                <w:rFonts w:cs="Times New Roman"/>
+                <w:sz w:val="26"/>
+                <w:szCs w:val="26"/>
+              </w:rPr>
+              <w:t>mật</w:t>
+            </w:r>
+            <w:proofErr w:type="spellEnd"/>
+            <w:r>
+              <w:rPr>
+                <w:rFonts w:cs="Times New Roman"/>
+                <w:sz w:val="26"/>
+                <w:szCs w:val="26"/>
+              </w:rPr>
+              <w:t xml:space="preserve"> </w:t>
+            </w:r>
+            <w:proofErr w:type="spellStart"/>
+            <w:r>
+              <w:rPr>
+                <w:rFonts w:cs="Times New Roman"/>
+                <w:sz w:val="26"/>
+                <w:szCs w:val="26"/>
+              </w:rPr>
+              <w:t>khẩu</w:t>
+            </w:r>
+            <w:proofErr w:type="spellEnd"/>
+            <w:r>
+              <w:rPr>
+                <w:rFonts w:cs="Times New Roman"/>
+                <w:sz w:val="26"/>
+                <w:szCs w:val="26"/>
+              </w:rPr>
+              <w:t xml:space="preserve"> 1 </w:t>
+            </w:r>
+            <w:proofErr w:type="spellStart"/>
+            <w:r>
+              <w:rPr>
+                <w:rFonts w:cs="Times New Roman"/>
+                <w:sz w:val="26"/>
+                <w:szCs w:val="26"/>
+              </w:rPr>
+              <w:t>ký</w:t>
+            </w:r>
+            <w:proofErr w:type="spellEnd"/>
+            <w:r>
+              <w:rPr>
+                <w:rFonts w:cs="Times New Roman"/>
+                <w:sz w:val="26"/>
+                <w:szCs w:val="26"/>
+              </w:rPr>
+              <w:t xml:space="preserve"> </w:t>
+            </w:r>
+            <w:proofErr w:type="spellStart"/>
+            <w:r>
+              <w:rPr>
+                <w:rFonts w:cs="Times New Roman"/>
+                <w:sz w:val="26"/>
+                <w:szCs w:val="26"/>
+              </w:rPr>
+              <w:t>tự</w:t>
+            </w:r>
+            <w:proofErr w:type="spellEnd"/>
+            <w:r>
+              <w:rPr>
+                <w:rFonts w:cs="Times New Roman"/>
+                <w:sz w:val="26"/>
+                <w:szCs w:val="26"/>
+              </w:rPr>
+              <w:t>.</w:t>
+            </w:r>
+          </w:p>
+        </w:tc>
+      </w:tr>
+      <w:tr>
+        <w:tc>
+          <w:tcPr>
+            <w:tcW w:w="4320" w:type="dxa"/>
+            <w:tcBorders>
+              <w:top w:val="single" w:sz="4" w:space="0" w:color="auto"/>
+              <w:left w:val="single" w:sz="4" w:space="0" w:color="auto"/>
+              <w:bottom w:val="single" w:sz="4" w:space="0" w:color="auto"/>
+              <w:right w:val="single" w:sz="4" w:space="0" w:color="auto"/>
+            </w:tcBorders>
+            <w:hideMark/>
+          </w:tcPr>
+          <w:p>
+            <w:pPr>
+              <w:spacing w:after="160" w:line="360" w:lineRule="auto"/>
+              <w:rPr>
+                <w:rFonts w:cs="Times New Roman"/>
+                <w:sz w:val="26"/>
+                <w:szCs w:val="26"/>
+              </w:rPr>
+            </w:pPr>
+            <w:proofErr w:type="spellStart"/>
+            <w:r>
+              <w:rPr>
+                <w:rFonts w:cs="Times New Roman"/>
+                <w:b/>
+                <w:sz w:val="26"/>
+                <w:szCs w:val="26"/>
+              </w:rPr>
+              <w:t>Kết</w:t>
+            </w:r>
+            <w:proofErr w:type="spellEnd"/>
+            <w:r>
+              <w:rPr>
+                <w:rFonts w:cs="Times New Roman"/>
+                <w:b/>
+                <w:sz w:val="26"/>
+                <w:szCs w:val="26"/>
+              </w:rPr>
+              <w:t xml:space="preserve"> </w:t>
+            </w:r>
+            <w:proofErr w:type="spellStart"/>
+            <w:r>
+              <w:rPr>
+                <w:rFonts w:cs="Times New Roman"/>
+                <w:b/>
+                <w:sz w:val="26"/>
+                <w:szCs w:val="26"/>
+              </w:rPr>
+              <w:t>quả</w:t>
+            </w:r>
+            <w:proofErr w:type="spellEnd"/>
+            <w:r>
+              <w:rPr>
+                <w:rFonts w:cs="Times New Roman"/>
+                <w:b/>
+                <w:sz w:val="26"/>
+                <w:szCs w:val="26"/>
+              </w:rPr>
+              <w:t xml:space="preserve"> </w:t>
+            </w:r>
+            <w:proofErr w:type="spellStart"/>
+            <w:r>
+              <w:rPr>
+                <w:rFonts w:cs="Times New Roman"/>
+                <w:b/>
+                <w:sz w:val="26"/>
+                <w:szCs w:val="26"/>
+              </w:rPr>
+              <w:t>mong</w:t>
+            </w:r>
+            <w:proofErr w:type="spellEnd"/>
+            <w:r>
+              <w:rPr>
+                <w:rFonts w:cs="Times New Roman"/>
+                <w:b/>
+                <w:sz w:val="26"/>
+                <w:szCs w:val="26"/>
+              </w:rPr>
+              <w:t xml:space="preserve"> </w:t>
+            </w:r>
+            <w:proofErr w:type="spellStart"/>
+            <w:r>
+              <w:rPr>
+                <w:rFonts w:cs="Times New Roman"/>
+                <w:b/>
+                <w:sz w:val="26"/>
+                <w:szCs w:val="26"/>
+              </w:rPr>
+              <w:t>đợi</w:t>
+            </w:r>
+            <w:proofErr w:type="spellEnd"/>
+            <w:r>
+              <w:rPr>
+                <w:rFonts w:cs="Times New Roman"/>
+                <w:b/>
+                <w:sz w:val="26"/>
+                <w:szCs w:val="26"/>
+              </w:rPr>
+              <w:t>:</w:t>
+            </w:r>
+          </w:p>
+        </w:tc>
+        <w:tc>
+          <w:tcPr>
+            <w:tcW w:w="4320" w:type="dxa"/>
+            <w:tcBorders>
+              <w:top w:val="single" w:sz="4" w:space="0" w:color="auto"/>
+              <w:left w:val="single" w:sz="4" w:space="0" w:color="auto"/>
+              <w:bottom w:val="single" w:sz="4" w:space="0" w:color="auto"/>
+              <w:right w:val="single" w:sz="4" w:space="0" w:color="auto"/>
+            </w:tcBorders>
+            <w:hideMark/>
+          </w:tcPr>
+          <w:p>
+            <w:pPr>
+              <w:spacing w:after="160" w:line="360" w:lineRule="auto"/>
+              <w:rPr>
+                <w:rFonts w:cs="Times New Roman"/>
+                <w:sz w:val="26"/>
+                <w:szCs w:val="26"/>
+              </w:rPr>
+            </w:pPr>
+            <w:proofErr w:type="spellStart"/>
+            <w:r>
+              <w:rPr>
+                <w:rFonts w:cs="Times New Roman"/>
+                <w:sz w:val="26"/>
+                <w:szCs w:val="26"/>
+              </w:rPr>
+              <w:t>Hệ</w:t>
+            </w:r>
+            <w:proofErr w:type="spellEnd"/>
+            <w:r>
+              <w:rPr>
+                <w:rFonts w:cs="Times New Roman"/>
+                <w:sz w:val="26"/>
+                <w:szCs w:val="26"/>
+              </w:rPr>
+              <w:t xml:space="preserve"> </w:t>
+            </w:r>
+            <w:proofErr w:type="spellStart"/>
+            <w:r>
+              <w:rPr>
+                <w:rFonts w:cs="Times New Roman"/>
+                <w:sz w:val="26"/>
+                <w:szCs w:val="26"/>
+              </w:rPr>
+              <w:t>thống</w:t>
+            </w:r>
+            <w:proofErr w:type="spellEnd"/>
+            <w:r>
+              <w:rPr>
+                <w:rFonts w:cs="Times New Roman"/>
+                <w:sz w:val="26"/>
+                <w:szCs w:val="26"/>
+              </w:rPr>
+              <w:t xml:space="preserve"> </w:t>
+            </w:r>
+            <w:proofErr w:type="spellStart"/>
+            <w:r>
+              <w:rPr>
+                <w:rFonts w:cs="Times New Roman"/>
+                <w:sz w:val="26"/>
+                <w:szCs w:val="26"/>
+              </w:rPr>
+              <w:t>phải</w:t>
+            </w:r>
+            <w:proofErr w:type="spellEnd"/>
+            <w:r>
+              <w:rPr>
+                <w:rFonts w:cs="Times New Roman"/>
+                <w:sz w:val="26"/>
+                <w:szCs w:val="26"/>
+              </w:rPr>
+              <w:t xml:space="preserve"> </w:t>
+            </w:r>
+            <w:proofErr w:type="spellStart"/>
+            <w:r>
+              <w:rPr>
+                <w:rFonts w:cs="Times New Roman"/>
+                <w:sz w:val="26"/>
+                <w:szCs w:val="26"/>
+              </w:rPr>
+              <w:t>báo</w:t>
+            </w:r>
+            <w:proofErr w:type="spellEnd"/>
+            <w:r>
+              <w:rPr>
+                <w:rFonts w:cs="Times New Roman"/>
+                <w:sz w:val="26"/>
+                <w:szCs w:val="26"/>
+              </w:rPr>
+              <w:t xml:space="preserve"> </w:t>
+            </w:r>
+            <w:proofErr w:type="spellStart"/>
+            <w:r>
+              <w:rPr>
+                <w:rFonts w:cs="Times New Roman"/>
+                <w:sz w:val="26"/>
+                <w:szCs w:val="26"/>
+              </w:rPr>
+              <w:t>lỗi</w:t>
+            </w:r>
+            <w:proofErr w:type="spellEnd"/>
+            <w:r>
+              <w:rPr>
+                <w:rFonts w:cs="Times New Roman"/>
+                <w:sz w:val="26"/>
+                <w:szCs w:val="26"/>
+              </w:rPr>
+              <w:t xml:space="preserve"> "Password too short (min 6 chars)".</w:t>
+            </w:r>
+          </w:p>
+        </w:tc>
+      </w:tr>
+    </w:tbl>
+    <w:p>
+      <w:pPr>
+        <w:spacing w:line="360" w:lineRule="auto"/>
+        <w:rPr>
+          <w:rFonts w:cs="Times New Roman"/>
+          <w:sz w:val="26"/>
+          <w:szCs w:val="26"/>
+        </w:rPr>
+      </w:pPr>
+    </w:p>
+    <w:p>
+      <w:pPr>
+        <w:spacing w:line="360" w:lineRule="auto"/>
         <w:jc w:val="center"/>
         <w:rPr>
           <w:rFonts w:cs="Times New Roman"/>
@@ -887,16 +4593,13 @@
       </w:pPr>
       <w:r>
         <w:rPr>
-          <w:rFonts w:cs="Times New Roman"/>
-          <w:sz w:val="26"/>
-          <w:szCs w:val="26"/>
+          <w:noProof/>
         </w:rPr>
-        <w:lastRenderedPageBreak/>
         <w:drawing>
-          <wp:inline distT="0" distB="0" distL="0" distR="0" wp14:anchorId="2F1CE9EC" wp14:editId="5C27E21C">
-            <wp:extent cx="5943600" cy="1152525"/>
-            <wp:effectExtent l="0" t="0" r="0" b="9525"/>
-            <wp:docPr id="2043566455" name="Picture 1"/>
+          <wp:inline distT="0" distB="0" distL="0" distR="0" wp14:anchorId="79FB3C89" wp14:editId="32F0EF3F">
+            <wp:extent cx="5943600" cy="1501775"/>
+            <wp:effectExtent l="0" t="0" r="0" b="3175"/>
+            <wp:docPr id="2077013544" name="Picture 1"/>
             <wp:cNvGraphicFramePr>
               <a:graphicFrameLocks xmlns:a="http://schemas.openxmlformats.org/drawingml/2006/main" noChangeAspect="1"/>
             </wp:cNvGraphicFramePr>
@@ -904,7 +4607,7 @@
               <a:graphicData uri="http://schemas.openxmlformats.org/drawingml/2006/picture">
                 <pic:pic xmlns:pic="http://schemas.openxmlformats.org/drawingml/2006/picture">
                   <pic:nvPicPr>
-                    <pic:cNvPr id="2043566455" name=""/>
+                    <pic:cNvPr id="2077013544" name=""/>
                     <pic:cNvPicPr/>
                   </pic:nvPicPr>
                   <pic:blipFill>
@@ -916,7 +4619,7 @@
                   <pic:spPr>
                     <a:xfrm>
                       <a:off x="0" y="0"/>
-                      <a:ext cx="5943600" cy="1152525"/>
+                      <a:ext cx="5943600" cy="1501775"/>
                     </a:xfrm>
                     <a:prstGeom prst="rect">
                       <a:avLst/>
@@ -2913,6 +6616,7 @@
   <w:style w:type="paragraph" w:default="1" w:styleId="Normal">
     <w:name w:val="Normal"/>
     <w:qFormat/>
+    <w:rsid w:val="00C06965"/>
   </w:style>
   <w:style w:type="paragraph" w:styleId="Heading1">
     <w:name w:val="heading 1"/>
@@ -3440,6 +7144,25 @@
       <w:szCs w:val="24"/>
     </w:rPr>
   </w:style>
+  <w:style w:type="table" w:styleId="TableGrid">
+    <w:name w:val="Table Grid"/>
+    <w:basedOn w:val="TableNormal"/>
+    <w:uiPriority w:val="39"/>
+    <w:rsid w:val="00C06965"/>
+    <w:pPr>
+      <w:spacing w:after="0" w:line="240" w:lineRule="auto"/>
+    </w:pPr>
+    <w:tblPr>
+      <w:tblBorders>
+        <w:top w:val="single" w:sz="4" w:space="0" w:color="auto"/>
+        <w:left w:val="single" w:sz="4" w:space="0" w:color="auto"/>
+        <w:bottom w:val="single" w:sz="4" w:space="0" w:color="auto"/>
+        <w:right w:val="single" w:sz="4" w:space="0" w:color="auto"/>
+        <w:insideH w:val="single" w:sz="4" w:space="0" w:color="auto"/>
+        <w:insideV w:val="single" w:sz="4" w:space="0" w:color="auto"/>
+      </w:tblBorders>
+    </w:tblPr>
+  </w:style>
 </w:styles>
 </file>
 
